--- a/Tuan_03/BaoCao_Tuan03.docx
+++ b/Tuan_03/BaoCao_Tuan03.docx
@@ -48,7 +48,7 @@
         <w:tc>
           <w:tcPr>
             <w:tcW w:type="dxa" w:w="3249"/>
-            <w:shd w:val="clear" w:color="auto" w:fill="D9E2F3"/>
+            <w:shd w:val="clear" w:color="auto" w:fill="E7E6E6"/>
           </w:tcPr>
           <w:p>
             <w:r>
@@ -68,7 +68,7 @@
         <w:tc>
           <w:tcPr>
             <w:tcW w:type="dxa" w:w="3249"/>
-            <w:shd w:val="clear" w:color="auto" w:fill="D9E2F3"/>
+            <w:shd w:val="clear" w:color="auto" w:fill="E7E6E6"/>
           </w:tcPr>
           <w:p>
             <w:r>
@@ -88,7 +88,7 @@
         <w:tc>
           <w:tcPr>
             <w:tcW w:type="dxa" w:w="3249"/>
-            <w:shd w:val="clear" w:color="auto" w:fill="D9E2F3"/>
+            <w:shd w:val="clear" w:color="auto" w:fill="E7E6E6"/>
           </w:tcPr>
           <w:p>
             <w:r>
@@ -130,7 +130,7 @@
             <w:r>
               <w:rPr>
                 <w:rFonts w:ascii="Consolas" w:hAnsi="Consolas"/>
-                <w:color w:val="8B1A1A"/>
+                <w:color w:val="000000"/>
                 <w:sz w:val="20"/>
               </w:rPr>
               <w:t>src/mdl/baseline.py</w:t>
@@ -144,7 +144,7 @@
             <w:r>
               <w:rPr>
                 <w:rFonts w:ascii="Consolas" w:hAnsi="Consolas"/>
-                <w:color w:val="8B1A1A"/>
+                <w:color w:val="000000"/>
                 <w:sz w:val="20"/>
               </w:rPr>
               <w:t>scripts/chay_baseline.py</w:t>
@@ -196,7 +196,7 @@
             <w:r>
               <w:rPr>
                 <w:rFonts w:ascii="Consolas" w:hAnsi="Consolas"/>
-                <w:color w:val="8B1A1A"/>
+                <w:color w:val="000000"/>
                 <w:sz w:val="20"/>
               </w:rPr>
               <w:t>results/raw/runs_baseline.jsonl</w:t>
@@ -210,7 +210,7 @@
             <w:r>
               <w:rPr>
                 <w:rFonts w:ascii="Consolas" w:hAnsi="Consolas"/>
-                <w:color w:val="8B1A1A"/>
+                <w:color w:val="000000"/>
                 <w:sz w:val="20"/>
               </w:rPr>
               <w:t>results/raw/runs_ingest.jsonl</w:t>
@@ -268,7 +268,7 @@
             <w:r>
               <w:rPr>
                 <w:rFonts w:ascii="Consolas" w:hAnsi="Consolas"/>
-                <w:color w:val="8B1A1A"/>
+                <w:color w:val="000000"/>
                 <w:sz w:val="20"/>
               </w:rPr>
               <w:t>results/raw/fault_injection.json</w:t>
@@ -316,7 +316,7 @@
       <w:r>
         <w:rPr>
           <w:rFonts w:ascii="Consolas" w:hAnsi="Consolas"/>
-          <w:color w:val="8B1A1A"/>
+          <w:color w:val="000000"/>
           <w:sz w:val="19"/>
         </w:rPr>
         <w:t>math_record</w:t>
@@ -350,7 +350,7 @@
       <w:r>
         <w:rPr>
           <w:rFonts w:ascii="Consolas" w:hAnsi="Consolas"/>
-          <w:color w:val="8B1A1A"/>
+          <w:color w:val="000000"/>
           <w:sz w:val="19"/>
         </w:rPr>
         <w:t>record_id</w:t>
@@ -424,7 +424,7 @@
         <w:tc>
           <w:tcPr>
             <w:tcW w:type="dxa" w:w="3249"/>
-            <w:shd w:val="clear" w:color="auto" w:fill="D9E2F3"/>
+            <w:shd w:val="clear" w:color="auto" w:fill="E7E6E6"/>
           </w:tcPr>
           <w:p>
             <w:r>
@@ -444,7 +444,7 @@
         <w:tc>
           <w:tcPr>
             <w:tcW w:type="dxa" w:w="3249"/>
-            <w:shd w:val="clear" w:color="auto" w:fill="D9E2F3"/>
+            <w:shd w:val="clear" w:color="auto" w:fill="E7E6E6"/>
           </w:tcPr>
           <w:p>
             <w:r>
@@ -464,7 +464,7 @@
         <w:tc>
           <w:tcPr>
             <w:tcW w:type="dxa" w:w="3249"/>
-            <w:shd w:val="clear" w:color="auto" w:fill="D9E2F3"/>
+            <w:shd w:val="clear" w:color="auto" w:fill="E7E6E6"/>
           </w:tcPr>
           <w:p>
             <w:r>
@@ -620,7 +620,7 @@
       <w:r>
         <w:rPr>
           <w:rFonts w:ascii="Consolas" w:hAnsi="Consolas"/>
-          <w:color w:val="8B1A1A"/>
+          <w:color w:val="000000"/>
           <w:sz w:val="19"/>
         </w:rPr>
         <w:t>random/train.json</w:t>
@@ -656,7 +656,7 @@
         <w:tc>
           <w:tcPr>
             <w:tcW w:type="dxa" w:w="1392"/>
-            <w:shd w:val="clear" w:color="auto" w:fill="D9E2F3"/>
+            <w:shd w:val="clear" w:color="auto" w:fill="E7E6E6"/>
           </w:tcPr>
           <w:p>
             <w:r>
@@ -676,7 +676,7 @@
         <w:tc>
           <w:tcPr>
             <w:tcW w:type="dxa" w:w="1392"/>
-            <w:shd w:val="clear" w:color="auto" w:fill="D9E2F3"/>
+            <w:shd w:val="clear" w:color="auto" w:fill="E7E6E6"/>
           </w:tcPr>
           <w:p>
             <w:r>
@@ -696,7 +696,7 @@
         <w:tc>
           <w:tcPr>
             <w:tcW w:type="dxa" w:w="1392"/>
-            <w:shd w:val="clear" w:color="auto" w:fill="D9E2F3"/>
+            <w:shd w:val="clear" w:color="auto" w:fill="E7E6E6"/>
           </w:tcPr>
           <w:p>
             <w:r>
@@ -716,7 +716,7 @@
         <w:tc>
           <w:tcPr>
             <w:tcW w:type="dxa" w:w="1392"/>
-            <w:shd w:val="clear" w:color="auto" w:fill="D9E2F3"/>
+            <w:shd w:val="clear" w:color="auto" w:fill="E7E6E6"/>
           </w:tcPr>
           <w:p>
             <w:r>
@@ -736,7 +736,7 @@
         <w:tc>
           <w:tcPr>
             <w:tcW w:type="dxa" w:w="1392"/>
-            <w:shd w:val="clear" w:color="auto" w:fill="D9E2F3"/>
+            <w:shd w:val="clear" w:color="auto" w:fill="E7E6E6"/>
           </w:tcPr>
           <w:p>
             <w:r>
@@ -756,7 +756,7 @@
         <w:tc>
           <w:tcPr>
             <w:tcW w:type="dxa" w:w="1392"/>
-            <w:shd w:val="clear" w:color="auto" w:fill="D9E2F3"/>
+            <w:shd w:val="clear" w:color="auto" w:fill="E7E6E6"/>
           </w:tcPr>
           <w:p>
             <w:r>
@@ -776,7 +776,7 @@
         <w:tc>
           <w:tcPr>
             <w:tcW w:type="dxa" w:w="1392"/>
-            <w:shd w:val="clear" w:color="auto" w:fill="D9E2F3"/>
+            <w:shd w:val="clear" w:color="auto" w:fill="E7E6E6"/>
           </w:tcPr>
           <w:p>
             <w:r>
@@ -1349,7 +1349,7 @@
         <w:tc>
           <w:tcPr>
             <w:tcW w:type="dxa" w:w="3249"/>
-            <w:shd w:val="clear" w:color="auto" w:fill="D9E2F3"/>
+            <w:shd w:val="clear" w:color="auto" w:fill="E7E6E6"/>
           </w:tcPr>
           <w:p>
             <w:r>
@@ -1369,7 +1369,7 @@
         <w:tc>
           <w:tcPr>
             <w:tcW w:type="dxa" w:w="3249"/>
-            <w:shd w:val="clear" w:color="auto" w:fill="D9E2F3"/>
+            <w:shd w:val="clear" w:color="auto" w:fill="E7E6E6"/>
           </w:tcPr>
           <w:p>
             <w:r>
@@ -1389,7 +1389,7 @@
         <w:tc>
           <w:tcPr>
             <w:tcW w:type="dxa" w:w="3249"/>
-            <w:shd w:val="clear" w:color="auto" w:fill="D9E2F3"/>
+            <w:shd w:val="clear" w:color="auto" w:fill="E7E6E6"/>
           </w:tcPr>
           <w:p>
             <w:r>
@@ -1490,7 +1490,7 @@
             <w:r>
               <w:rPr>
                 <w:rFonts w:ascii="Consolas" w:hAnsi="Consolas"/>
-                <w:color w:val="8B1A1A"/>
+                <w:color w:val="000000"/>
                 <w:sz w:val="20"/>
               </w:rPr>
               <w:t>full_name = null</w:t>
@@ -1504,7 +1504,7 @@
             <w:r>
               <w:rPr>
                 <w:rFonts w:ascii="Consolas" w:hAnsi="Consolas"/>
-                <w:color w:val="8B1A1A"/>
+                <w:color w:val="000000"/>
                 <w:sz w:val="20"/>
               </w:rPr>
               <w:t>Mathlib/Tactic/DeprecateMe.lean</w:t>
@@ -1518,7 +1518,7 @@
             <w:r>
               <w:rPr>
                 <w:rFonts w:ascii="Consolas" w:hAnsi="Consolas"/>
-                <w:color w:val="8B1A1A"/>
+                <w:color w:val="000000"/>
                 <w:sz w:val="20"/>
               </w:rPr>
               <w:t>.lake/packages/batteries/Batteries/Util/ProofWanted.lean</w:t>
@@ -1582,7 +1582,7 @@
       <w:r>
         <w:rPr>
           <w:rFonts w:ascii="Consolas" w:hAnsi="Consolas"/>
-          <w:color w:val="8B1A1A"/>
+          <w:color w:val="000000"/>
           <w:sz w:val="19"/>
         </w:rPr>
         <w:t>DeprecateMe.lean</w:t>
@@ -1602,7 +1602,7 @@
       <w:r>
         <w:rPr>
           <w:rFonts w:ascii="Consolas" w:hAnsi="Consolas"/>
-          <w:color w:val="8B1A1A"/>
+          <w:color w:val="000000"/>
           <w:sz w:val="19"/>
         </w:rPr>
         <w:t>file_path::None</w:t>
@@ -1613,7 +1613,7 @@
       <w:r>
         <w:rPr>
           <w:rFonts w:ascii="Consolas" w:hAnsi="Consolas"/>
-          <w:color w:val="8B1A1A"/>
+          <w:color w:val="000000"/>
           <w:sz w:val="19"/>
         </w:rPr>
         <w:t>record_id</w:t>
@@ -1624,7 +1624,7 @@
       <w:r>
         <w:rPr>
           <w:rFonts w:ascii="Consolas" w:hAnsi="Consolas"/>
-          <w:color w:val="8B1A1A"/>
+          <w:color w:val="000000"/>
           <w:sz w:val="19"/>
         </w:rPr>
         <w:t>errors.jsonl</w:t>
@@ -1643,7 +1643,7 @@
       <w:r>
         <w:rPr>
           <w:rFonts w:ascii="Consolas" w:hAnsi="Consolas"/>
-          <w:color w:val="8B1A1A"/>
+          <w:color w:val="000000"/>
           <w:sz w:val="19"/>
         </w:rPr>
         <w:t>W05_UNBALANCED_DOLLAR</w:t>
@@ -1654,7 +1654,7 @@
       <w:r>
         <w:rPr>
           <w:rFonts w:ascii="Consolas" w:hAnsi="Consolas"/>
-          <w:color w:val="8B1A1A"/>
+          <w:color w:val="000000"/>
           <w:sz w:val="19"/>
         </w:rPr>
         <w:t>W04_CONTROL_CHAR</w:t>
@@ -1665,7 +1665,7 @@
       <w:r>
         <w:rPr>
           <w:rFonts w:ascii="Consolas" w:hAnsi="Consolas"/>
-          <w:color w:val="8B1A1A"/>
+          <w:color w:val="000000"/>
           <w:sz w:val="19"/>
         </w:rPr>
         <w:t>W03_REPLACEMENT_CHAR</w:t>
@@ -1676,7 +1676,7 @@
       <w:r>
         <w:rPr>
           <w:rFonts w:ascii="Consolas" w:hAnsi="Consolas"/>
-          <w:color w:val="8B1A1A"/>
+          <w:color w:val="000000"/>
           <w:sz w:val="19"/>
         </w:rPr>
         <w:t>W01_EMPTY_NL_SOLUTION</w:t>
@@ -1687,7 +1687,7 @@
       <w:r>
         <w:rPr>
           <w:rFonts w:ascii="Consolas" w:hAnsi="Consolas"/>
-          <w:color w:val="8B1A1A"/>
+          <w:color w:val="000000"/>
           <w:sz w:val="19"/>
         </w:rPr>
         <w:t>nl_proof</w:t>
@@ -1719,7 +1719,7 @@
         <w:tc>
           <w:tcPr>
             <w:tcW w:type="dxa" w:w="3249"/>
-            <w:shd w:val="clear" w:color="auto" w:fill="D9E2F3"/>
+            <w:shd w:val="clear" w:color="auto" w:fill="E7E6E6"/>
           </w:tcPr>
           <w:p>
             <w:r>
@@ -1739,7 +1739,7 @@
         <w:tc>
           <w:tcPr>
             <w:tcW w:type="dxa" w:w="3249"/>
-            <w:shd w:val="clear" w:color="auto" w:fill="D9E2F3"/>
+            <w:shd w:val="clear" w:color="auto" w:fill="E7E6E6"/>
           </w:tcPr>
           <w:p>
             <w:r>
@@ -1759,7 +1759,7 @@
         <w:tc>
           <w:tcPr>
             <w:tcW w:type="dxa" w:w="3249"/>
-            <w:shd w:val="clear" w:color="auto" w:fill="D9E2F3"/>
+            <w:shd w:val="clear" w:color="auto" w:fill="E7E6E6"/>
           </w:tcPr>
           <w:p>
             <w:r>
@@ -1919,7 +1919,7 @@
             <w:r>
               <w:rPr>
                 <w:rFonts w:ascii="Consolas" w:hAnsi="Consolas"/>
-                <w:color w:val="8B1A1A"/>
+                <w:color w:val="000000"/>
                 <w:sz w:val="20"/>
               </w:rPr>
               <w:t>problem</w:t>
@@ -2059,7 +2059,7 @@
             <w:r>
               <w:rPr>
                 <w:rFonts w:ascii="Consolas" w:hAnsi="Consolas"/>
-                <w:color w:val="8B1A1A"/>
+                <w:color w:val="000000"/>
                 <w:sz w:val="20"/>
               </w:rPr>
               <w:t>raw_uri</w:t>
@@ -2117,7 +2117,7 @@
             <w:r>
               <w:rPr>
                 <w:rFonts w:ascii="Consolas" w:hAnsi="Consolas"/>
-                <w:color w:val="8B1A1A"/>
+                <w:color w:val="000000"/>
                 <w:sz w:val="20"/>
               </w:rPr>
               <w:t>formal_statement</w:t>
@@ -2181,7 +2181,7 @@
       <w:r>
         <w:rPr>
           <w:rFonts w:ascii="Consolas" w:hAnsi="Consolas"/>
-          <w:color w:val="8B1A1A"/>
+          <w:color w:val="000000"/>
           <w:sz w:val="19"/>
         </w:rPr>
         <w:t>runs_baseline_lan1_bi_nhieu_RAM.jsonl</w:t>
@@ -2217,7 +2217,7 @@
       <w:r>
         <w:rPr>
           <w:rFonts w:ascii="Consolas" w:hAnsi="Consolas"/>
-          <w:color w:val="8B1A1A"/>
+          <w:color w:val="000000"/>
           <w:sz w:val="19"/>
         </w:rPr>
         <w:t>source/source_version</w:t>
@@ -2601,6 +2601,7 @@
     <w:rsid w:val="00FC693F"/>
     <w:rPr>
       <w:rFonts w:ascii="Times New Roman" w:hAnsi="Times New Roman" w:eastAsia="Times New Roman"/>
+      <w:color w:val="000000"/>
       <w:sz w:val="24"/>
     </w:rPr>
   </w:style>
@@ -2666,7 +2667,7 @@
       <w:rFonts w:ascii="Times New Roman" w:hAnsi="Times New Roman" w:eastAsia="Times New Roman" w:cs="Times New Roman"/>
       <w:b/>
       <w:bCs/>
-      <w:color w:val="1F3A68"/>
+      <w:color w:val="000000"/>
       <w:sz w:val="28"/>
       <w:szCs w:val="28"/>
     </w:rPr>
@@ -2690,7 +2691,7 @@
       <w:rFonts w:ascii="Times New Roman" w:hAnsi="Times New Roman" w:eastAsia="Times New Roman" w:cs="Times New Roman"/>
       <w:b/>
       <w:bCs/>
-      <w:color w:val="1F3A68"/>
+      <w:color w:val="000000"/>
       <w:sz w:val="26"/>
       <w:szCs w:val="26"/>
     </w:rPr>
@@ -2714,7 +2715,7 @@
       <w:rFonts w:ascii="Times New Roman" w:hAnsi="Times New Roman" w:eastAsia="Times New Roman" w:cs="Times New Roman"/>
       <w:b/>
       <w:bCs/>
-      <w:color w:val="1F3A68"/>
+      <w:color w:val="000000"/>
     </w:rPr>
   </w:style>
   <w:style w:type="paragraph" w:styleId="Heading4">
@@ -2739,7 +2740,7 @@
       <w:bCs/>
       <w:i/>
       <w:iCs/>
-      <w:color w:val="1F3A68"/>
+      <w:color w:val="000000"/>
     </w:rPr>
   </w:style>
   <w:style w:type="paragraph" w:styleId="Heading5">
@@ -2760,7 +2761,7 @@
     </w:pPr>
     <w:rPr>
       <w:rFonts w:asciiTheme="majorHAnsi" w:eastAsiaTheme="majorEastAsia" w:hAnsiTheme="majorHAnsi" w:cstheme="majorBidi"/>
-      <w:color w:val="243F60" w:themeColor="accent1" w:themeShade="7F"/>
+      <w:color w:val="000000"/>
     </w:rPr>
   </w:style>
   <w:style w:type="paragraph" w:styleId="Heading6">
@@ -2783,7 +2784,7 @@
       <w:rFonts w:asciiTheme="majorHAnsi" w:eastAsiaTheme="majorEastAsia" w:hAnsiTheme="majorHAnsi" w:cstheme="majorBidi"/>
       <w:i/>
       <w:iCs/>
-      <w:color w:val="243F60" w:themeColor="accent1" w:themeShade="7F"/>
+      <w:color w:val="000000"/>
     </w:rPr>
   </w:style>
   <w:style w:type="paragraph" w:styleId="Heading7">
@@ -2806,7 +2807,7 @@
       <w:rFonts w:asciiTheme="majorHAnsi" w:eastAsiaTheme="majorEastAsia" w:hAnsiTheme="majorHAnsi" w:cstheme="majorBidi"/>
       <w:i/>
       <w:iCs/>
-      <w:color w:val="404040" w:themeColor="text1" w:themeTint="BF"/>
+      <w:color w:val="000000"/>
     </w:rPr>
   </w:style>
   <w:style w:type="paragraph" w:styleId="Heading8">
@@ -2827,7 +2828,7 @@
     </w:pPr>
     <w:rPr>
       <w:rFonts w:asciiTheme="majorHAnsi" w:eastAsiaTheme="majorEastAsia" w:hAnsiTheme="majorHAnsi" w:cstheme="majorBidi"/>
-      <w:color w:val="4F81BD" w:themeColor="accent1"/>
+      <w:color w:val="000000"/>
       <w:sz w:val="20"/>
       <w:szCs w:val="20"/>
     </w:rPr>
@@ -2852,7 +2853,7 @@
       <w:rFonts w:asciiTheme="majorHAnsi" w:eastAsiaTheme="majorEastAsia" w:hAnsiTheme="majorHAnsi" w:cstheme="majorBidi"/>
       <w:i/>
       <w:iCs/>
-      <w:color w:val="404040" w:themeColor="text1" w:themeTint="BF"/>
+      <w:color w:val="000000"/>
       <w:sz w:val="20"/>
       <w:szCs w:val="20"/>
     </w:rPr>
@@ -2903,7 +2904,7 @@
       <w:rFonts w:asciiTheme="majorHAnsi" w:eastAsiaTheme="majorEastAsia" w:hAnsiTheme="majorHAnsi" w:cstheme="majorBidi"/>
       <w:b/>
       <w:bCs/>
-      <w:color w:val="365F91" w:themeColor="accent1" w:themeShade="BF"/>
+      <w:color w:val="000000"/>
       <w:sz w:val="28"/>
       <w:szCs w:val="28"/>
     </w:rPr>
@@ -2918,7 +2919,7 @@
       <w:rFonts w:asciiTheme="majorHAnsi" w:eastAsiaTheme="majorEastAsia" w:hAnsiTheme="majorHAnsi" w:cstheme="majorBidi"/>
       <w:b/>
       <w:bCs/>
-      <w:color w:val="4F81BD" w:themeColor="accent1"/>
+      <w:color w:val="000000"/>
       <w:sz w:val="26"/>
       <w:szCs w:val="26"/>
     </w:rPr>
@@ -2933,7 +2934,7 @@
       <w:rFonts w:asciiTheme="majorHAnsi" w:eastAsiaTheme="majorEastAsia" w:hAnsiTheme="majorHAnsi" w:cstheme="majorBidi"/>
       <w:b/>
       <w:bCs/>
-      <w:color w:val="4F81BD" w:themeColor="accent1"/>
+      <w:color w:val="000000"/>
     </w:rPr>
   </w:style>
   <w:style w:type="paragraph" w:styleId="Title">
@@ -2953,7 +2954,7 @@
     </w:pPr>
     <w:rPr>
       <w:rFonts w:ascii="Times New Roman" w:hAnsi="Times New Roman" w:eastAsia="Times New Roman" w:cs="Times New Roman"/>
-      <w:color w:val="1F3A68"/>
+      <w:color w:val="000000"/>
       <w:spacing w:val="5"/>
       <w:kern w:val="28"/>
       <w:sz w:val="52"/>
@@ -2968,7 +2969,7 @@
     <w:rsid w:val="00FC693F"/>
     <w:rPr>
       <w:rFonts w:asciiTheme="majorHAnsi" w:eastAsiaTheme="majorEastAsia" w:hAnsiTheme="majorHAnsi" w:cstheme="majorBidi"/>
-      <w:color w:val="17365D" w:themeColor="text2" w:themeShade="BF"/>
+      <w:color w:val="000000"/>
       <w:spacing w:val="5"/>
       <w:kern w:val="28"/>
       <w:sz w:val="52"/>
@@ -2992,7 +2993,7 @@
       <w:rFonts w:asciiTheme="majorHAnsi" w:eastAsiaTheme="majorEastAsia" w:hAnsiTheme="majorHAnsi" w:cstheme="majorBidi"/>
       <w:i/>
       <w:iCs/>
-      <w:color w:val="4F81BD" w:themeColor="accent1"/>
+      <w:color w:val="000000"/>
       <w:spacing w:val="15"/>
       <w:sz w:val="24"/>
       <w:szCs w:val="24"/>
@@ -3008,7 +3009,7 @@
       <w:rFonts w:asciiTheme="majorHAnsi" w:eastAsiaTheme="majorEastAsia" w:hAnsiTheme="majorHAnsi" w:cstheme="majorBidi"/>
       <w:i/>
       <w:iCs/>
-      <w:color w:val="4F81BD" w:themeColor="accent1"/>
+      <w:color w:val="000000"/>
       <w:spacing w:val="15"/>
       <w:sz w:val="24"/>
       <w:szCs w:val="24"/>
@@ -3280,7 +3281,7 @@
     <w:rPr>
       <w:i/>
       <w:iCs/>
-      <w:color w:val="000000" w:themeColor="text1"/>
+      <w:color w:val="000000"/>
     </w:rPr>
   </w:style>
   <w:style w:type="character" w:customStyle="1" w:styleId="QuoteChar">
@@ -3292,7 +3293,7 @@
     <w:rPr>
       <w:i/>
       <w:iCs/>
-      <w:color w:val="000000" w:themeColor="text1"/>
+      <w:color w:val="000000"/>
     </w:rPr>
   </w:style>
   <w:style w:type="character" w:customStyle="1" w:styleId="Heading4Char">
@@ -3308,7 +3309,7 @@
       <w:bCs/>
       <w:i/>
       <w:iCs/>
-      <w:color w:val="4F81BD" w:themeColor="accent1"/>
+      <w:color w:val="000000"/>
     </w:rPr>
   </w:style>
   <w:style w:type="character" w:customStyle="1" w:styleId="Heading5Char">
@@ -3320,7 +3321,7 @@
     <w:rsid w:val="00FC693F"/>
     <w:rPr>
       <w:rFonts w:asciiTheme="majorHAnsi" w:eastAsiaTheme="majorEastAsia" w:hAnsiTheme="majorHAnsi" w:cstheme="majorBidi"/>
-      <w:color w:val="243F60" w:themeColor="accent1" w:themeShade="7F"/>
+      <w:color w:val="000000"/>
     </w:rPr>
   </w:style>
   <w:style w:type="character" w:customStyle="1" w:styleId="Heading6Char">
@@ -3334,7 +3335,7 @@
       <w:rFonts w:asciiTheme="majorHAnsi" w:eastAsiaTheme="majorEastAsia" w:hAnsiTheme="majorHAnsi" w:cstheme="majorBidi"/>
       <w:i/>
       <w:iCs/>
-      <w:color w:val="243F60" w:themeColor="accent1" w:themeShade="7F"/>
+      <w:color w:val="000000"/>
     </w:rPr>
   </w:style>
   <w:style w:type="character" w:customStyle="1" w:styleId="Heading7Char">
@@ -3348,7 +3349,7 @@
       <w:rFonts w:asciiTheme="majorHAnsi" w:eastAsiaTheme="majorEastAsia" w:hAnsiTheme="majorHAnsi" w:cstheme="majorBidi"/>
       <w:i/>
       <w:iCs/>
-      <w:color w:val="404040" w:themeColor="text1" w:themeTint="BF"/>
+      <w:color w:val="000000"/>
     </w:rPr>
   </w:style>
   <w:style w:type="character" w:customStyle="1" w:styleId="Heading8Char">
@@ -3360,7 +3361,7 @@
     <w:rsid w:val="00FC693F"/>
     <w:rPr>
       <w:rFonts w:asciiTheme="majorHAnsi" w:eastAsiaTheme="majorEastAsia" w:hAnsiTheme="majorHAnsi" w:cstheme="majorBidi"/>
-      <w:color w:val="4F81BD" w:themeColor="accent1"/>
+      <w:color w:val="000000"/>
       <w:sz w:val="20"/>
       <w:szCs w:val="20"/>
     </w:rPr>
@@ -3376,7 +3377,7 @@
       <w:rFonts w:asciiTheme="majorHAnsi" w:eastAsiaTheme="majorEastAsia" w:hAnsiTheme="majorHAnsi" w:cstheme="majorBidi"/>
       <w:i/>
       <w:iCs/>
-      <w:color w:val="404040" w:themeColor="text1" w:themeTint="BF"/>
+      <w:color w:val="000000"/>
       <w:sz w:val="20"/>
       <w:szCs w:val="20"/>
     </w:rPr>
@@ -3396,7 +3397,7 @@
     <w:rPr>
       <w:b/>
       <w:bCs/>
-      <w:color w:val="4F81BD" w:themeColor="accent1"/>
+      <w:color w:val="000000"/>
       <w:sz w:val="18"/>
       <w:szCs w:val="18"/>
     </w:rPr>
@@ -3443,7 +3444,7 @@
       <w:bCs/>
       <w:i/>
       <w:iCs/>
-      <w:color w:val="4F81BD" w:themeColor="accent1"/>
+      <w:color w:val="000000"/>
     </w:rPr>
   </w:style>
   <w:style w:type="character" w:customStyle="1" w:styleId="IntenseQuoteChar">
@@ -3457,7 +3458,7 @@
       <w:bCs/>
       <w:i/>
       <w:iCs/>
-      <w:color w:val="4F81BD" w:themeColor="accent1"/>
+      <w:color w:val="000000"/>
     </w:rPr>
   </w:style>
   <w:style w:type="character" w:styleId="SubtleEmphasis">
@@ -3469,7 +3470,7 @@
     <w:rPr>
       <w:i/>
       <w:iCs/>
-      <w:color w:val="808080" w:themeColor="text1" w:themeTint="7F"/>
+      <w:color w:val="000000"/>
     </w:rPr>
   </w:style>
   <w:style w:type="character" w:styleId="IntenseEmphasis">
@@ -3483,7 +3484,7 @@
       <w:bCs/>
       <w:i/>
       <w:iCs/>
-      <w:color w:val="4F81BD" w:themeColor="accent1"/>
+      <w:color w:val="000000"/>
     </w:rPr>
   </w:style>
   <w:style w:type="character" w:styleId="SubtleReference">
@@ -3494,7 +3495,7 @@
     <w:rsid w:val="00FC693F"/>
     <w:rPr>
       <w:smallCaps/>
-      <w:color w:val="C0504D" w:themeColor="accent2"/>
+      <w:color w:val="000000"/>
       <w:u w:val="single"/>
     </w:rPr>
   </w:style>
@@ -3508,7 +3509,7 @@
       <w:b/>
       <w:bCs/>
       <w:smallCaps/>
-      <w:color w:val="C0504D" w:themeColor="accent2"/>
+      <w:color w:val="000000"/>
       <w:spacing w:val="5"/>
       <w:u w:val="single"/>
     </w:rPr>
@@ -3574,7 +3575,7 @@
       <w:spacing w:after="0" w:line="240" w:lineRule="auto"/>
     </w:pPr>
     <w:rPr>
-      <w:color w:val="000000" w:themeColor="text1" w:themeShade="BF"/>
+      <w:color w:val="000000"/>
     </w:rPr>
     <w:tblPr>
       <w:tblStyleRowBandSize w:val="1"/>
@@ -3677,7 +3678,7 @@
       <w:spacing w:after="0" w:line="240" w:lineRule="auto"/>
     </w:pPr>
     <w:rPr>
-      <w:color w:val="365F91" w:themeColor="accent1" w:themeShade="BF"/>
+      <w:color w:val="000000"/>
     </w:rPr>
     <w:tblPr>
       <w:tblStyleRowBandSize w:val="1"/>
@@ -3780,7 +3781,7 @@
       <w:spacing w:after="0" w:line="240" w:lineRule="auto"/>
     </w:pPr>
     <w:rPr>
-      <w:color w:val="943634" w:themeColor="accent2" w:themeShade="BF"/>
+      <w:color w:val="000000"/>
     </w:rPr>
     <w:tblPr>
       <w:tblStyleRowBandSize w:val="1"/>
@@ -3883,7 +3884,7 @@
       <w:spacing w:after="0" w:line="240" w:lineRule="auto"/>
     </w:pPr>
     <w:rPr>
-      <w:color w:val="76923C" w:themeColor="accent3" w:themeShade="BF"/>
+      <w:color w:val="000000"/>
     </w:rPr>
     <w:tblPr>
       <w:tblStyleRowBandSize w:val="1"/>
@@ -3986,7 +3987,7 @@
       <w:spacing w:after="0" w:line="240" w:lineRule="auto"/>
     </w:pPr>
     <w:rPr>
-      <w:color w:val="5F497A" w:themeColor="accent4" w:themeShade="BF"/>
+      <w:color w:val="000000"/>
     </w:rPr>
     <w:tblPr>
       <w:tblStyleRowBandSize w:val="1"/>
@@ -4089,7 +4090,7 @@
       <w:spacing w:after="0" w:line="240" w:lineRule="auto"/>
     </w:pPr>
     <w:rPr>
-      <w:color w:val="31849B" w:themeColor="accent5" w:themeShade="BF"/>
+      <w:color w:val="000000"/>
     </w:rPr>
     <w:tblPr>
       <w:tblStyleRowBandSize w:val="1"/>
@@ -4192,7 +4193,7 @@
       <w:spacing w:after="0" w:line="240" w:lineRule="auto"/>
     </w:pPr>
     <w:rPr>
-      <w:color w:val="E36C0A" w:themeColor="accent6" w:themeShade="BF"/>
+      <w:color w:val="000000"/>
     </w:rPr>
     <w:tblPr>
       <w:tblStyleRowBandSize w:val="1"/>
@@ -4318,7 +4319,7 @@
       <w:rPr>
         <w:b/>
         <w:bCs/>
-        <w:color w:val="FFFFFF" w:themeColor="background1"/>
+        <w:color w:val="000000"/>
       </w:rPr>
       <w:tblPr/>
       <w:tcPr>
@@ -4410,7 +4411,7 @@
       <w:rPr>
         <w:b/>
         <w:bCs/>
-        <w:color w:val="FFFFFF" w:themeColor="background1"/>
+        <w:color w:val="000000"/>
       </w:rPr>
       <w:tblPr/>
       <w:tcPr>
@@ -4502,7 +4503,7 @@
       <w:rPr>
         <w:b/>
         <w:bCs/>
-        <w:color w:val="FFFFFF" w:themeColor="background1"/>
+        <w:color w:val="000000"/>
       </w:rPr>
       <w:tblPr/>
       <w:tcPr>
@@ -4594,7 +4595,7 @@
       <w:rPr>
         <w:b/>
         <w:bCs/>
-        <w:color w:val="FFFFFF" w:themeColor="background1"/>
+        <w:color w:val="000000"/>
       </w:rPr>
       <w:tblPr/>
       <w:tcPr>
@@ -4686,7 +4687,7 @@
       <w:rPr>
         <w:b/>
         <w:bCs/>
-        <w:color w:val="FFFFFF" w:themeColor="background1"/>
+        <w:color w:val="000000"/>
       </w:rPr>
       <w:tblPr/>
       <w:tcPr>
@@ -4778,7 +4779,7 @@
       <w:rPr>
         <w:b/>
         <w:bCs/>
-        <w:color w:val="FFFFFF" w:themeColor="background1"/>
+        <w:color w:val="000000"/>
       </w:rPr>
       <w:tblPr/>
       <w:tcPr>
@@ -4870,7 +4871,7 @@
       <w:rPr>
         <w:b/>
         <w:bCs/>
-        <w:color w:val="FFFFFF" w:themeColor="background1"/>
+        <w:color w:val="000000"/>
       </w:rPr>
       <w:tblPr/>
       <w:tcPr>
@@ -5873,7 +5874,7 @@
       <w:rPr>
         <w:b/>
         <w:bCs/>
-        <w:color w:val="FFFFFF" w:themeColor="background1"/>
+        <w:color w:val="000000"/>
       </w:rPr>
       <w:tblPr/>
       <w:tcPr>
@@ -5979,7 +5980,7 @@
       <w:rPr>
         <w:b/>
         <w:bCs/>
-        <w:color w:val="FFFFFF" w:themeColor="background1"/>
+        <w:color w:val="000000"/>
       </w:rPr>
       <w:tblPr/>
       <w:tcPr>
@@ -6085,7 +6086,7 @@
       <w:rPr>
         <w:b/>
         <w:bCs/>
-        <w:color w:val="FFFFFF" w:themeColor="background1"/>
+        <w:color w:val="000000"/>
       </w:rPr>
       <w:tblPr/>
       <w:tcPr>
@@ -6191,7 +6192,7 @@
       <w:rPr>
         <w:b/>
         <w:bCs/>
-        <w:color w:val="FFFFFF" w:themeColor="background1"/>
+        <w:color w:val="000000"/>
       </w:rPr>
       <w:tblPr/>
       <w:tcPr>
@@ -6297,7 +6298,7 @@
       <w:rPr>
         <w:b/>
         <w:bCs/>
-        <w:color w:val="FFFFFF" w:themeColor="background1"/>
+        <w:color w:val="000000"/>
       </w:rPr>
       <w:tblPr/>
       <w:tcPr>
@@ -6403,7 +6404,7 @@
       <w:rPr>
         <w:b/>
         <w:bCs/>
-        <w:color w:val="FFFFFF" w:themeColor="background1"/>
+        <w:color w:val="000000"/>
       </w:rPr>
       <w:tblPr/>
       <w:tcPr>
@@ -6509,7 +6510,7 @@
       <w:rPr>
         <w:b/>
         <w:bCs/>
-        <w:color w:val="FFFFFF" w:themeColor="background1"/>
+        <w:color w:val="000000"/>
       </w:rPr>
       <w:tblPr/>
       <w:tcPr>
@@ -6612,7 +6613,7 @@
       <w:rPr>
         <w:b/>
         <w:bCs/>
-        <w:color w:val="FFFFFF" w:themeColor="background1"/>
+        <w:color w:val="000000"/>
       </w:rPr>
       <w:tblPr/>
       <w:tcPr>
@@ -6632,7 +6633,7 @@
         <w:spacing w:before="0" w:after="0" w:line="240" w:lineRule="auto"/>
       </w:pPr>
       <w:rPr>
-        <w:color w:val="auto"/>
+        <w:color w:val="000000"/>
       </w:rPr>
       <w:tblPr/>
       <w:tcPr>
@@ -6651,7 +6652,7 @@
       <w:rPr>
         <w:b/>
         <w:bCs/>
-        <w:color w:val="FFFFFF" w:themeColor="background1"/>
+        <w:color w:val="000000"/>
       </w:rPr>
       <w:tblPr/>
       <w:tcPr>
@@ -6670,7 +6671,7 @@
       <w:rPr>
         <w:b/>
         <w:bCs/>
-        <w:color w:val="FFFFFF" w:themeColor="background1"/>
+        <w:color w:val="000000"/>
       </w:rPr>
       <w:tblPr/>
       <w:tcPr>
@@ -6716,7 +6717,7 @@
     </w:tblStylePr>
     <w:tblStylePr w:type="nwCell">
       <w:rPr>
-        <w:color w:val="FFFFFF" w:themeColor="background1"/>
+        <w:color w:val="000000"/>
       </w:rPr>
       <w:tblPr/>
       <w:tcPr>
@@ -6761,7 +6762,7 @@
       <w:rPr>
         <w:b/>
         <w:bCs/>
-        <w:color w:val="FFFFFF" w:themeColor="background1"/>
+        <w:color w:val="000000"/>
       </w:rPr>
       <w:tblPr/>
       <w:tcPr>
@@ -6781,7 +6782,7 @@
         <w:spacing w:before="0" w:after="0" w:line="240" w:lineRule="auto"/>
       </w:pPr>
       <w:rPr>
-        <w:color w:val="auto"/>
+        <w:color w:val="000000"/>
       </w:rPr>
       <w:tblPr/>
       <w:tcPr>
@@ -6800,7 +6801,7 @@
       <w:rPr>
         <w:b/>
         <w:bCs/>
-        <w:color w:val="FFFFFF" w:themeColor="background1"/>
+        <w:color w:val="000000"/>
       </w:rPr>
       <w:tblPr/>
       <w:tcPr>
@@ -6819,7 +6820,7 @@
       <w:rPr>
         <w:b/>
         <w:bCs/>
-        <w:color w:val="FFFFFF" w:themeColor="background1"/>
+        <w:color w:val="000000"/>
       </w:rPr>
       <w:tblPr/>
       <w:tcPr>
@@ -6865,7 +6866,7 @@
     </w:tblStylePr>
     <w:tblStylePr w:type="nwCell">
       <w:rPr>
-        <w:color w:val="FFFFFF" w:themeColor="background1"/>
+        <w:color w:val="000000"/>
       </w:rPr>
       <w:tblPr/>
       <w:tcPr>
@@ -6910,7 +6911,7 @@
       <w:rPr>
         <w:b/>
         <w:bCs/>
-        <w:color w:val="FFFFFF" w:themeColor="background1"/>
+        <w:color w:val="000000"/>
       </w:rPr>
       <w:tblPr/>
       <w:tcPr>
@@ -6930,7 +6931,7 @@
         <w:spacing w:before="0" w:after="0" w:line="240" w:lineRule="auto"/>
       </w:pPr>
       <w:rPr>
-        <w:color w:val="auto"/>
+        <w:color w:val="000000"/>
       </w:rPr>
       <w:tblPr/>
       <w:tcPr>
@@ -6949,7 +6950,7 @@
       <w:rPr>
         <w:b/>
         <w:bCs/>
-        <w:color w:val="FFFFFF" w:themeColor="background1"/>
+        <w:color w:val="000000"/>
       </w:rPr>
       <w:tblPr/>
       <w:tcPr>
@@ -6968,7 +6969,7 @@
       <w:rPr>
         <w:b/>
         <w:bCs/>
-        <w:color w:val="FFFFFF" w:themeColor="background1"/>
+        <w:color w:val="000000"/>
       </w:rPr>
       <w:tblPr/>
       <w:tcPr>
@@ -7014,7 +7015,7 @@
     </w:tblStylePr>
     <w:tblStylePr w:type="nwCell">
       <w:rPr>
-        <w:color w:val="FFFFFF" w:themeColor="background1"/>
+        <w:color w:val="000000"/>
       </w:rPr>
       <w:tblPr/>
       <w:tcPr>
@@ -7059,7 +7060,7 @@
       <w:rPr>
         <w:b/>
         <w:bCs/>
-        <w:color w:val="FFFFFF" w:themeColor="background1"/>
+        <w:color w:val="000000"/>
       </w:rPr>
       <w:tblPr/>
       <w:tcPr>
@@ -7079,7 +7080,7 @@
         <w:spacing w:before="0" w:after="0" w:line="240" w:lineRule="auto"/>
       </w:pPr>
       <w:rPr>
-        <w:color w:val="auto"/>
+        <w:color w:val="000000"/>
       </w:rPr>
       <w:tblPr/>
       <w:tcPr>
@@ -7098,7 +7099,7 @@
       <w:rPr>
         <w:b/>
         <w:bCs/>
-        <w:color w:val="FFFFFF" w:themeColor="background1"/>
+        <w:color w:val="000000"/>
       </w:rPr>
       <w:tblPr/>
       <w:tcPr>
@@ -7117,7 +7118,7 @@
       <w:rPr>
         <w:b/>
         <w:bCs/>
-        <w:color w:val="FFFFFF" w:themeColor="background1"/>
+        <w:color w:val="000000"/>
       </w:rPr>
       <w:tblPr/>
       <w:tcPr>
@@ -7163,7 +7164,7 @@
     </w:tblStylePr>
     <w:tblStylePr w:type="nwCell">
       <w:rPr>
-        <w:color w:val="FFFFFF" w:themeColor="background1"/>
+        <w:color w:val="000000"/>
       </w:rPr>
       <w:tblPr/>
       <w:tcPr>
@@ -7208,7 +7209,7 @@
       <w:rPr>
         <w:b/>
         <w:bCs/>
-        <w:color w:val="FFFFFF" w:themeColor="background1"/>
+        <w:color w:val="000000"/>
       </w:rPr>
       <w:tblPr/>
       <w:tcPr>
@@ -7228,7 +7229,7 @@
         <w:spacing w:before="0" w:after="0" w:line="240" w:lineRule="auto"/>
       </w:pPr>
       <w:rPr>
-        <w:color w:val="auto"/>
+        <w:color w:val="000000"/>
       </w:rPr>
       <w:tblPr/>
       <w:tcPr>
@@ -7247,7 +7248,7 @@
       <w:rPr>
         <w:b/>
         <w:bCs/>
-        <w:color w:val="FFFFFF" w:themeColor="background1"/>
+        <w:color w:val="000000"/>
       </w:rPr>
       <w:tblPr/>
       <w:tcPr>
@@ -7266,7 +7267,7 @@
       <w:rPr>
         <w:b/>
         <w:bCs/>
-        <w:color w:val="FFFFFF" w:themeColor="background1"/>
+        <w:color w:val="000000"/>
       </w:rPr>
       <w:tblPr/>
       <w:tcPr>
@@ -7312,7 +7313,7 @@
     </w:tblStylePr>
     <w:tblStylePr w:type="nwCell">
       <w:rPr>
-        <w:color w:val="FFFFFF" w:themeColor="background1"/>
+        <w:color w:val="000000"/>
       </w:rPr>
       <w:tblPr/>
       <w:tcPr>
@@ -7357,7 +7358,7 @@
       <w:rPr>
         <w:b/>
         <w:bCs/>
-        <w:color w:val="FFFFFF" w:themeColor="background1"/>
+        <w:color w:val="000000"/>
       </w:rPr>
       <w:tblPr/>
       <w:tcPr>
@@ -7377,7 +7378,7 @@
         <w:spacing w:before="0" w:after="0" w:line="240" w:lineRule="auto"/>
       </w:pPr>
       <w:rPr>
-        <w:color w:val="auto"/>
+        <w:color w:val="000000"/>
       </w:rPr>
       <w:tblPr/>
       <w:tcPr>
@@ -7396,7 +7397,7 @@
       <w:rPr>
         <w:b/>
         <w:bCs/>
-        <w:color w:val="FFFFFF" w:themeColor="background1"/>
+        <w:color w:val="000000"/>
       </w:rPr>
       <w:tblPr/>
       <w:tcPr>
@@ -7415,7 +7416,7 @@
       <w:rPr>
         <w:b/>
         <w:bCs/>
-        <w:color w:val="FFFFFF" w:themeColor="background1"/>
+        <w:color w:val="000000"/>
       </w:rPr>
       <w:tblPr/>
       <w:tcPr>
@@ -7461,7 +7462,7 @@
     </w:tblStylePr>
     <w:tblStylePr w:type="nwCell">
       <w:rPr>
-        <w:color w:val="FFFFFF" w:themeColor="background1"/>
+        <w:color w:val="000000"/>
       </w:rPr>
       <w:tblPr/>
       <w:tcPr>
@@ -7506,7 +7507,7 @@
       <w:rPr>
         <w:b/>
         <w:bCs/>
-        <w:color w:val="FFFFFF" w:themeColor="background1"/>
+        <w:color w:val="000000"/>
       </w:rPr>
       <w:tblPr/>
       <w:tcPr>
@@ -7526,7 +7527,7 @@
         <w:spacing w:before="0" w:after="0" w:line="240" w:lineRule="auto"/>
       </w:pPr>
       <w:rPr>
-        <w:color w:val="auto"/>
+        <w:color w:val="000000"/>
       </w:rPr>
       <w:tblPr/>
       <w:tcPr>
@@ -7545,7 +7546,7 @@
       <w:rPr>
         <w:b/>
         <w:bCs/>
-        <w:color w:val="FFFFFF" w:themeColor="background1"/>
+        <w:color w:val="000000"/>
       </w:rPr>
       <w:tblPr/>
       <w:tcPr>
@@ -7564,7 +7565,7 @@
       <w:rPr>
         <w:b/>
         <w:bCs/>
-        <w:color w:val="FFFFFF" w:themeColor="background1"/>
+        <w:color w:val="000000"/>
       </w:rPr>
       <w:tblPr/>
       <w:tcPr>
@@ -7610,7 +7611,7 @@
     </w:tblStylePr>
     <w:tblStylePr w:type="nwCell">
       <w:rPr>
-        <w:color w:val="FFFFFF" w:themeColor="background1"/>
+        <w:color w:val="000000"/>
       </w:rPr>
       <w:tblPr/>
       <w:tcPr>
@@ -7634,7 +7635,7 @@
       <w:spacing w:after="0" w:line="240" w:lineRule="auto"/>
     </w:pPr>
     <w:rPr>
-      <w:color w:val="000000" w:themeColor="text1"/>
+      <w:color w:val="000000"/>
     </w:rPr>
     <w:tblPr>
       <w:tblStyleRowBandSize w:val="1"/>
@@ -7667,7 +7668,7 @@
       <w:rPr>
         <w:b/>
         <w:bCs/>
-        <w:color w:val="1F497D" w:themeColor="text2"/>
+        <w:color w:val="000000"/>
       </w:rPr>
       <w:tblPr/>
       <w:tcPr>
@@ -7718,7 +7719,7 @@
       <w:spacing w:after="0" w:line="240" w:lineRule="auto"/>
     </w:pPr>
     <w:rPr>
-      <w:color w:val="000000" w:themeColor="text1"/>
+      <w:color w:val="000000"/>
     </w:rPr>
     <w:tblPr>
       <w:tblStyleRowBandSize w:val="1"/>
@@ -7751,7 +7752,7 @@
       <w:rPr>
         <w:b/>
         <w:bCs/>
-        <w:color w:val="1F497D" w:themeColor="text2"/>
+        <w:color w:val="000000"/>
       </w:rPr>
       <w:tblPr/>
       <w:tcPr>
@@ -7802,7 +7803,7 @@
       <w:spacing w:after="0" w:line="240" w:lineRule="auto"/>
     </w:pPr>
     <w:rPr>
-      <w:color w:val="000000" w:themeColor="text1"/>
+      <w:color w:val="000000"/>
     </w:rPr>
     <w:tblPr>
       <w:tblStyleRowBandSize w:val="1"/>
@@ -7835,7 +7836,7 @@
       <w:rPr>
         <w:b/>
         <w:bCs/>
-        <w:color w:val="1F497D" w:themeColor="text2"/>
+        <w:color w:val="000000"/>
       </w:rPr>
       <w:tblPr/>
       <w:tcPr>
@@ -7886,7 +7887,7 @@
       <w:spacing w:after="0" w:line="240" w:lineRule="auto"/>
     </w:pPr>
     <w:rPr>
-      <w:color w:val="000000" w:themeColor="text1"/>
+      <w:color w:val="000000"/>
     </w:rPr>
     <w:tblPr>
       <w:tblStyleRowBandSize w:val="1"/>
@@ -7919,7 +7920,7 @@
       <w:rPr>
         <w:b/>
         <w:bCs/>
-        <w:color w:val="1F497D" w:themeColor="text2"/>
+        <w:color w:val="000000"/>
       </w:rPr>
       <w:tblPr/>
       <w:tcPr>
@@ -7970,7 +7971,7 @@
       <w:spacing w:after="0" w:line="240" w:lineRule="auto"/>
     </w:pPr>
     <w:rPr>
-      <w:color w:val="000000" w:themeColor="text1"/>
+      <w:color w:val="000000"/>
     </w:rPr>
     <w:tblPr>
       <w:tblStyleRowBandSize w:val="1"/>
@@ -8003,7 +8004,7 @@
       <w:rPr>
         <w:b/>
         <w:bCs/>
-        <w:color w:val="1F497D" w:themeColor="text2"/>
+        <w:color w:val="000000"/>
       </w:rPr>
       <w:tblPr/>
       <w:tcPr>
@@ -8054,7 +8055,7 @@
       <w:spacing w:after="0" w:line="240" w:lineRule="auto"/>
     </w:pPr>
     <w:rPr>
-      <w:color w:val="000000" w:themeColor="text1"/>
+      <w:color w:val="000000"/>
     </w:rPr>
     <w:tblPr>
       <w:tblStyleRowBandSize w:val="1"/>
@@ -8087,7 +8088,7 @@
       <w:rPr>
         <w:b/>
         <w:bCs/>
-        <w:color w:val="1F497D" w:themeColor="text2"/>
+        <w:color w:val="000000"/>
       </w:rPr>
       <w:tblPr/>
       <w:tcPr>
@@ -8138,7 +8139,7 @@
       <w:spacing w:after="0" w:line="240" w:lineRule="auto"/>
     </w:pPr>
     <w:rPr>
-      <w:color w:val="000000" w:themeColor="text1"/>
+      <w:color w:val="000000"/>
     </w:rPr>
     <w:tblPr>
       <w:tblStyleRowBandSize w:val="1"/>
@@ -8171,7 +8172,7 @@
       <w:rPr>
         <w:b/>
         <w:bCs/>
-        <w:color w:val="1F497D" w:themeColor="text2"/>
+        <w:color w:val="000000"/>
       </w:rPr>
       <w:tblPr/>
       <w:tcPr>
@@ -8223,7 +8224,7 @@
     </w:pPr>
     <w:rPr>
       <w:rFonts w:asciiTheme="majorHAnsi" w:eastAsiaTheme="majorEastAsia" w:hAnsiTheme="majorHAnsi" w:cstheme="majorBidi"/>
-      <w:color w:val="000000" w:themeColor="text1"/>
+      <w:color w:val="000000"/>
     </w:rPr>
     <w:tblPr>
       <w:tblStyleRowBandSize w:val="1"/>
@@ -8351,7 +8352,7 @@
     </w:pPr>
     <w:rPr>
       <w:rFonts w:asciiTheme="majorHAnsi" w:eastAsiaTheme="majorEastAsia" w:hAnsiTheme="majorHAnsi" w:cstheme="majorBidi"/>
-      <w:color w:val="000000" w:themeColor="text1"/>
+      <w:color w:val="000000"/>
     </w:rPr>
     <w:tblPr>
       <w:tblStyleRowBandSize w:val="1"/>
@@ -8479,7 +8480,7 @@
     </w:pPr>
     <w:rPr>
       <w:rFonts w:asciiTheme="majorHAnsi" w:eastAsiaTheme="majorEastAsia" w:hAnsiTheme="majorHAnsi" w:cstheme="majorBidi"/>
-      <w:color w:val="000000" w:themeColor="text1"/>
+      <w:color w:val="000000"/>
     </w:rPr>
     <w:tblPr>
       <w:tblStyleRowBandSize w:val="1"/>
@@ -8607,7 +8608,7 @@
     </w:pPr>
     <w:rPr>
       <w:rFonts w:asciiTheme="majorHAnsi" w:eastAsiaTheme="majorEastAsia" w:hAnsiTheme="majorHAnsi" w:cstheme="majorBidi"/>
-      <w:color w:val="000000" w:themeColor="text1"/>
+      <w:color w:val="000000"/>
     </w:rPr>
     <w:tblPr>
       <w:tblStyleRowBandSize w:val="1"/>
@@ -8735,7 +8736,7 @@
     </w:pPr>
     <w:rPr>
       <w:rFonts w:asciiTheme="majorHAnsi" w:eastAsiaTheme="majorEastAsia" w:hAnsiTheme="majorHAnsi" w:cstheme="majorBidi"/>
-      <w:color w:val="000000" w:themeColor="text1"/>
+      <w:color w:val="000000"/>
     </w:rPr>
     <w:tblPr>
       <w:tblStyleRowBandSize w:val="1"/>
@@ -8863,7 +8864,7 @@
     </w:pPr>
     <w:rPr>
       <w:rFonts w:asciiTheme="majorHAnsi" w:eastAsiaTheme="majorEastAsia" w:hAnsiTheme="majorHAnsi" w:cstheme="majorBidi"/>
-      <w:color w:val="000000" w:themeColor="text1"/>
+      <w:color w:val="000000"/>
     </w:rPr>
     <w:tblPr>
       <w:tblStyleRowBandSize w:val="1"/>
@@ -8991,7 +8992,7 @@
     </w:pPr>
     <w:rPr>
       <w:rFonts w:asciiTheme="majorHAnsi" w:eastAsiaTheme="majorEastAsia" w:hAnsiTheme="majorHAnsi" w:cstheme="majorBidi"/>
-      <w:color w:val="000000" w:themeColor="text1"/>
+      <w:color w:val="000000"/>
     </w:rPr>
     <w:tblPr>
       <w:tblStyleRowBandSize w:val="1"/>
@@ -9630,7 +9631,7 @@
     </w:pPr>
     <w:rPr>
       <w:rFonts w:asciiTheme="majorHAnsi" w:eastAsiaTheme="majorEastAsia" w:hAnsiTheme="majorHAnsi" w:cstheme="majorBidi"/>
-      <w:color w:val="000000" w:themeColor="text1"/>
+      <w:color w:val="000000"/>
     </w:rPr>
     <w:tblPr>
       <w:tblStyleRowBandSize w:val="1"/>
@@ -9658,7 +9659,7 @@
       <w:rPr>
         <w:b/>
         <w:bCs/>
-        <w:color w:val="000000" w:themeColor="text1"/>
+        <w:color w:val="000000"/>
       </w:rPr>
       <w:tblPr/>
       <w:tcPr>
@@ -9669,7 +9670,7 @@
       <w:rPr>
         <w:b/>
         <w:bCs/>
-        <w:color w:val="000000" w:themeColor="text1"/>
+        <w:color w:val="000000"/>
       </w:rPr>
       <w:tblPr/>
       <w:tcPr>
@@ -9688,7 +9689,7 @@
       <w:rPr>
         <w:b/>
         <w:bCs/>
-        <w:color w:val="000000" w:themeColor="text1"/>
+        <w:color w:val="000000"/>
       </w:rPr>
       <w:tblPr/>
       <w:tcPr>
@@ -9707,7 +9708,7 @@
       <w:rPr>
         <w:b w:val="0"/>
         <w:bCs w:val="0"/>
-        <w:color w:val="000000" w:themeColor="text1"/>
+        <w:color w:val="000000"/>
       </w:rPr>
       <w:tblPr/>
       <w:tcPr>
@@ -9755,7 +9756,7 @@
     </w:pPr>
     <w:rPr>
       <w:rFonts w:asciiTheme="majorHAnsi" w:eastAsiaTheme="majorEastAsia" w:hAnsiTheme="majorHAnsi" w:cstheme="majorBidi"/>
-      <w:color w:val="000000" w:themeColor="text1"/>
+      <w:color w:val="000000"/>
     </w:rPr>
     <w:tblPr>
       <w:tblStyleRowBandSize w:val="1"/>
@@ -9783,7 +9784,7 @@
       <w:rPr>
         <w:b/>
         <w:bCs/>
-        <w:color w:val="000000" w:themeColor="text1"/>
+        <w:color w:val="000000"/>
       </w:rPr>
       <w:tblPr/>
       <w:tcPr>
@@ -9794,7 +9795,7 @@
       <w:rPr>
         <w:b/>
         <w:bCs/>
-        <w:color w:val="000000" w:themeColor="text1"/>
+        <w:color w:val="000000"/>
       </w:rPr>
       <w:tblPr/>
       <w:tcPr>
@@ -9813,7 +9814,7 @@
       <w:rPr>
         <w:b/>
         <w:bCs/>
-        <w:color w:val="000000" w:themeColor="text1"/>
+        <w:color w:val="000000"/>
       </w:rPr>
       <w:tblPr/>
       <w:tcPr>
@@ -9832,7 +9833,7 @@
       <w:rPr>
         <w:b w:val="0"/>
         <w:bCs w:val="0"/>
-        <w:color w:val="000000" w:themeColor="text1"/>
+        <w:color w:val="000000"/>
       </w:rPr>
       <w:tblPr/>
       <w:tcPr>
@@ -9880,7 +9881,7 @@
     </w:pPr>
     <w:rPr>
       <w:rFonts w:asciiTheme="majorHAnsi" w:eastAsiaTheme="majorEastAsia" w:hAnsiTheme="majorHAnsi" w:cstheme="majorBidi"/>
-      <w:color w:val="000000" w:themeColor="text1"/>
+      <w:color w:val="000000"/>
     </w:rPr>
     <w:tblPr>
       <w:tblStyleRowBandSize w:val="1"/>
@@ -9908,7 +9909,7 @@
       <w:rPr>
         <w:b/>
         <w:bCs/>
-        <w:color w:val="000000" w:themeColor="text1"/>
+        <w:color w:val="000000"/>
       </w:rPr>
       <w:tblPr/>
       <w:tcPr>
@@ -9919,7 +9920,7 @@
       <w:rPr>
         <w:b/>
         <w:bCs/>
-        <w:color w:val="000000" w:themeColor="text1"/>
+        <w:color w:val="000000"/>
       </w:rPr>
       <w:tblPr/>
       <w:tcPr>
@@ -9938,7 +9939,7 @@
       <w:rPr>
         <w:b/>
         <w:bCs/>
-        <w:color w:val="000000" w:themeColor="text1"/>
+        <w:color w:val="000000"/>
       </w:rPr>
       <w:tblPr/>
       <w:tcPr>
@@ -9957,7 +9958,7 @@
       <w:rPr>
         <w:b w:val="0"/>
         <w:bCs w:val="0"/>
-        <w:color w:val="000000" w:themeColor="text1"/>
+        <w:color w:val="000000"/>
       </w:rPr>
       <w:tblPr/>
       <w:tcPr>
@@ -10005,7 +10006,7 @@
     </w:pPr>
     <w:rPr>
       <w:rFonts w:asciiTheme="majorHAnsi" w:eastAsiaTheme="majorEastAsia" w:hAnsiTheme="majorHAnsi" w:cstheme="majorBidi"/>
-      <w:color w:val="000000" w:themeColor="text1"/>
+      <w:color w:val="000000"/>
     </w:rPr>
     <w:tblPr>
       <w:tblStyleRowBandSize w:val="1"/>
@@ -10033,7 +10034,7 @@
       <w:rPr>
         <w:b/>
         <w:bCs/>
-        <w:color w:val="000000" w:themeColor="text1"/>
+        <w:color w:val="000000"/>
       </w:rPr>
       <w:tblPr/>
       <w:tcPr>
@@ -10044,7 +10045,7 @@
       <w:rPr>
         <w:b/>
         <w:bCs/>
-        <w:color w:val="000000" w:themeColor="text1"/>
+        <w:color w:val="000000"/>
       </w:rPr>
       <w:tblPr/>
       <w:tcPr>
@@ -10063,7 +10064,7 @@
       <w:rPr>
         <w:b/>
         <w:bCs/>
-        <w:color w:val="000000" w:themeColor="text1"/>
+        <w:color w:val="000000"/>
       </w:rPr>
       <w:tblPr/>
       <w:tcPr>
@@ -10082,7 +10083,7 @@
       <w:rPr>
         <w:b w:val="0"/>
         <w:bCs w:val="0"/>
-        <w:color w:val="000000" w:themeColor="text1"/>
+        <w:color w:val="000000"/>
       </w:rPr>
       <w:tblPr/>
       <w:tcPr>
@@ -10130,7 +10131,7 @@
     </w:pPr>
     <w:rPr>
       <w:rFonts w:asciiTheme="majorHAnsi" w:eastAsiaTheme="majorEastAsia" w:hAnsiTheme="majorHAnsi" w:cstheme="majorBidi"/>
-      <w:color w:val="000000" w:themeColor="text1"/>
+      <w:color w:val="000000"/>
     </w:rPr>
     <w:tblPr>
       <w:tblStyleRowBandSize w:val="1"/>
@@ -10158,7 +10159,7 @@
       <w:rPr>
         <w:b/>
         <w:bCs/>
-        <w:color w:val="000000" w:themeColor="text1"/>
+        <w:color w:val="000000"/>
       </w:rPr>
       <w:tblPr/>
       <w:tcPr>
@@ -10169,7 +10170,7 @@
       <w:rPr>
         <w:b/>
         <w:bCs/>
-        <w:color w:val="000000" w:themeColor="text1"/>
+        <w:color w:val="000000"/>
       </w:rPr>
       <w:tblPr/>
       <w:tcPr>
@@ -10188,7 +10189,7 @@
       <w:rPr>
         <w:b/>
         <w:bCs/>
-        <w:color w:val="000000" w:themeColor="text1"/>
+        <w:color w:val="000000"/>
       </w:rPr>
       <w:tblPr/>
       <w:tcPr>
@@ -10207,7 +10208,7 @@
       <w:rPr>
         <w:b w:val="0"/>
         <w:bCs w:val="0"/>
-        <w:color w:val="000000" w:themeColor="text1"/>
+        <w:color w:val="000000"/>
       </w:rPr>
       <w:tblPr/>
       <w:tcPr>
@@ -10255,7 +10256,7 @@
     </w:pPr>
     <w:rPr>
       <w:rFonts w:asciiTheme="majorHAnsi" w:eastAsiaTheme="majorEastAsia" w:hAnsiTheme="majorHAnsi" w:cstheme="majorBidi"/>
-      <w:color w:val="000000" w:themeColor="text1"/>
+      <w:color w:val="000000"/>
     </w:rPr>
     <w:tblPr>
       <w:tblStyleRowBandSize w:val="1"/>
@@ -10283,7 +10284,7 @@
       <w:rPr>
         <w:b/>
         <w:bCs/>
-        <w:color w:val="000000" w:themeColor="text1"/>
+        <w:color w:val="000000"/>
       </w:rPr>
       <w:tblPr/>
       <w:tcPr>
@@ -10294,7 +10295,7 @@
       <w:rPr>
         <w:b/>
         <w:bCs/>
-        <w:color w:val="000000" w:themeColor="text1"/>
+        <w:color w:val="000000"/>
       </w:rPr>
       <w:tblPr/>
       <w:tcPr>
@@ -10313,7 +10314,7 @@
       <w:rPr>
         <w:b/>
         <w:bCs/>
-        <w:color w:val="000000" w:themeColor="text1"/>
+        <w:color w:val="000000"/>
       </w:rPr>
       <w:tblPr/>
       <w:tcPr>
@@ -10332,7 +10333,7 @@
       <w:rPr>
         <w:b w:val="0"/>
         <w:bCs w:val="0"/>
-        <w:color w:val="000000" w:themeColor="text1"/>
+        <w:color w:val="000000"/>
       </w:rPr>
       <w:tblPr/>
       <w:tcPr>
@@ -10380,7 +10381,7 @@
     </w:pPr>
     <w:rPr>
       <w:rFonts w:asciiTheme="majorHAnsi" w:eastAsiaTheme="majorEastAsia" w:hAnsiTheme="majorHAnsi" w:cstheme="majorBidi"/>
-      <w:color w:val="000000" w:themeColor="text1"/>
+      <w:color w:val="000000"/>
     </w:rPr>
     <w:tblPr>
       <w:tblStyleRowBandSize w:val="1"/>
@@ -10408,7 +10409,7 @@
       <w:rPr>
         <w:b/>
         <w:bCs/>
-        <w:color w:val="000000" w:themeColor="text1"/>
+        <w:color w:val="000000"/>
       </w:rPr>
       <w:tblPr/>
       <w:tcPr>
@@ -10419,7 +10420,7 @@
       <w:rPr>
         <w:b/>
         <w:bCs/>
-        <w:color w:val="000000" w:themeColor="text1"/>
+        <w:color w:val="000000"/>
       </w:rPr>
       <w:tblPr/>
       <w:tcPr>
@@ -10438,7 +10439,7 @@
       <w:rPr>
         <w:b/>
         <w:bCs/>
-        <w:color w:val="000000" w:themeColor="text1"/>
+        <w:color w:val="000000"/>
       </w:rPr>
       <w:tblPr/>
       <w:tcPr>
@@ -10457,7 +10458,7 @@
       <w:rPr>
         <w:b w:val="0"/>
         <w:bCs w:val="0"/>
-        <w:color w:val="000000" w:themeColor="text1"/>
+        <w:color w:val="000000"/>
       </w:rPr>
       <w:tblPr/>
       <w:tcPr>
@@ -10531,7 +10532,7 @@
         <w:bCs/>
         <w:i w:val="0"/>
         <w:iCs w:val="0"/>
-        <w:color w:val="FFFFFF" w:themeColor="background1"/>
+        <w:color w:val="000000"/>
       </w:rPr>
       <w:tblPr/>
       <w:tcPr>
@@ -10552,7 +10553,7 @@
         <w:bCs/>
         <w:i w:val="0"/>
         <w:iCs w:val="0"/>
-        <w:color w:val="FFFFFF" w:themeColor="background1"/>
+        <w:color w:val="000000"/>
       </w:rPr>
       <w:tblPr/>
       <w:tcPr>
@@ -10573,7 +10574,7 @@
         <w:bCs/>
         <w:i w:val="0"/>
         <w:iCs w:val="0"/>
-        <w:color w:val="FFFFFF" w:themeColor="background1"/>
+        <w:color w:val="000000"/>
       </w:rPr>
       <w:tblPr/>
       <w:tcPr>
@@ -10592,7 +10593,7 @@
         <w:bCs/>
         <w:i w:val="0"/>
         <w:iCs w:val="0"/>
-        <w:color w:val="FFFFFF" w:themeColor="background1"/>
+        <w:color w:val="000000"/>
       </w:rPr>
       <w:tblPr/>
       <w:tcPr>
@@ -10672,7 +10673,7 @@
         <w:bCs/>
         <w:i w:val="0"/>
         <w:iCs w:val="0"/>
-        <w:color w:val="FFFFFF" w:themeColor="background1"/>
+        <w:color w:val="000000"/>
       </w:rPr>
       <w:tblPr/>
       <w:tcPr>
@@ -10693,7 +10694,7 @@
         <w:bCs/>
         <w:i w:val="0"/>
         <w:iCs w:val="0"/>
-        <w:color w:val="FFFFFF" w:themeColor="background1"/>
+        <w:color w:val="000000"/>
       </w:rPr>
       <w:tblPr/>
       <w:tcPr>
@@ -10714,7 +10715,7 @@
         <w:bCs/>
         <w:i w:val="0"/>
         <w:iCs w:val="0"/>
-        <w:color w:val="FFFFFF" w:themeColor="background1"/>
+        <w:color w:val="000000"/>
       </w:rPr>
       <w:tblPr/>
       <w:tcPr>
@@ -10733,7 +10734,7 @@
         <w:bCs/>
         <w:i w:val="0"/>
         <w:iCs w:val="0"/>
-        <w:color w:val="FFFFFF" w:themeColor="background1"/>
+        <w:color w:val="000000"/>
       </w:rPr>
       <w:tblPr/>
       <w:tcPr>
@@ -10813,7 +10814,7 @@
         <w:bCs/>
         <w:i w:val="0"/>
         <w:iCs w:val="0"/>
-        <w:color w:val="FFFFFF" w:themeColor="background1"/>
+        <w:color w:val="000000"/>
       </w:rPr>
       <w:tblPr/>
       <w:tcPr>
@@ -10834,7 +10835,7 @@
         <w:bCs/>
         <w:i w:val="0"/>
         <w:iCs w:val="0"/>
-        <w:color w:val="FFFFFF" w:themeColor="background1"/>
+        <w:color w:val="000000"/>
       </w:rPr>
       <w:tblPr/>
       <w:tcPr>
@@ -10855,7 +10856,7 @@
         <w:bCs/>
         <w:i w:val="0"/>
         <w:iCs w:val="0"/>
-        <w:color w:val="FFFFFF" w:themeColor="background1"/>
+        <w:color w:val="000000"/>
       </w:rPr>
       <w:tblPr/>
       <w:tcPr>
@@ -10874,7 +10875,7 @@
         <w:bCs/>
         <w:i w:val="0"/>
         <w:iCs w:val="0"/>
-        <w:color w:val="FFFFFF" w:themeColor="background1"/>
+        <w:color w:val="000000"/>
       </w:rPr>
       <w:tblPr/>
       <w:tcPr>
@@ -10954,7 +10955,7 @@
         <w:bCs/>
         <w:i w:val="0"/>
         <w:iCs w:val="0"/>
-        <w:color w:val="FFFFFF" w:themeColor="background1"/>
+        <w:color w:val="000000"/>
       </w:rPr>
       <w:tblPr/>
       <w:tcPr>
@@ -10975,7 +10976,7 @@
         <w:bCs/>
         <w:i w:val="0"/>
         <w:iCs w:val="0"/>
-        <w:color w:val="FFFFFF" w:themeColor="background1"/>
+        <w:color w:val="000000"/>
       </w:rPr>
       <w:tblPr/>
       <w:tcPr>
@@ -10996,7 +10997,7 @@
         <w:bCs/>
         <w:i w:val="0"/>
         <w:iCs w:val="0"/>
-        <w:color w:val="FFFFFF" w:themeColor="background1"/>
+        <w:color w:val="000000"/>
       </w:rPr>
       <w:tblPr/>
       <w:tcPr>
@@ -11015,7 +11016,7 @@
         <w:bCs/>
         <w:i w:val="0"/>
         <w:iCs w:val="0"/>
-        <w:color w:val="FFFFFF" w:themeColor="background1"/>
+        <w:color w:val="000000"/>
       </w:rPr>
       <w:tblPr/>
       <w:tcPr>
@@ -11095,7 +11096,7 @@
         <w:bCs/>
         <w:i w:val="0"/>
         <w:iCs w:val="0"/>
-        <w:color w:val="FFFFFF" w:themeColor="background1"/>
+        <w:color w:val="000000"/>
       </w:rPr>
       <w:tblPr/>
       <w:tcPr>
@@ -11116,7 +11117,7 @@
         <w:bCs/>
         <w:i w:val="0"/>
         <w:iCs w:val="0"/>
-        <w:color w:val="FFFFFF" w:themeColor="background1"/>
+        <w:color w:val="000000"/>
       </w:rPr>
       <w:tblPr/>
       <w:tcPr>
@@ -11137,7 +11138,7 @@
         <w:bCs/>
         <w:i w:val="0"/>
         <w:iCs w:val="0"/>
-        <w:color w:val="FFFFFF" w:themeColor="background1"/>
+        <w:color w:val="000000"/>
       </w:rPr>
       <w:tblPr/>
       <w:tcPr>
@@ -11156,7 +11157,7 @@
         <w:bCs/>
         <w:i w:val="0"/>
         <w:iCs w:val="0"/>
-        <w:color w:val="FFFFFF" w:themeColor="background1"/>
+        <w:color w:val="000000"/>
       </w:rPr>
       <w:tblPr/>
       <w:tcPr>
@@ -11236,7 +11237,7 @@
         <w:bCs/>
         <w:i w:val="0"/>
         <w:iCs w:val="0"/>
-        <w:color w:val="FFFFFF" w:themeColor="background1"/>
+        <w:color w:val="000000"/>
       </w:rPr>
       <w:tblPr/>
       <w:tcPr>
@@ -11257,7 +11258,7 @@
         <w:bCs/>
         <w:i w:val="0"/>
         <w:iCs w:val="0"/>
-        <w:color w:val="FFFFFF" w:themeColor="background1"/>
+        <w:color w:val="000000"/>
       </w:rPr>
       <w:tblPr/>
       <w:tcPr>
@@ -11278,7 +11279,7 @@
         <w:bCs/>
         <w:i w:val="0"/>
         <w:iCs w:val="0"/>
-        <w:color w:val="FFFFFF" w:themeColor="background1"/>
+        <w:color w:val="000000"/>
       </w:rPr>
       <w:tblPr/>
       <w:tcPr>
@@ -11297,7 +11298,7 @@
         <w:bCs/>
         <w:i w:val="0"/>
         <w:iCs w:val="0"/>
-        <w:color w:val="FFFFFF" w:themeColor="background1"/>
+        <w:color w:val="000000"/>
       </w:rPr>
       <w:tblPr/>
       <w:tcPr>
@@ -11377,7 +11378,7 @@
         <w:bCs/>
         <w:i w:val="0"/>
         <w:iCs w:val="0"/>
-        <w:color w:val="FFFFFF" w:themeColor="background1"/>
+        <w:color w:val="000000"/>
       </w:rPr>
       <w:tblPr/>
       <w:tcPr>
@@ -11398,7 +11399,7 @@
         <w:bCs/>
         <w:i w:val="0"/>
         <w:iCs w:val="0"/>
-        <w:color w:val="FFFFFF" w:themeColor="background1"/>
+        <w:color w:val="000000"/>
       </w:rPr>
       <w:tblPr/>
       <w:tcPr>
@@ -11419,7 +11420,7 @@
         <w:bCs/>
         <w:i w:val="0"/>
         <w:iCs w:val="0"/>
-        <w:color w:val="FFFFFF" w:themeColor="background1"/>
+        <w:color w:val="000000"/>
       </w:rPr>
       <w:tblPr/>
       <w:tcPr>
@@ -11438,7 +11439,7 @@
         <w:bCs/>
         <w:i w:val="0"/>
         <w:iCs w:val="0"/>
-        <w:color w:val="FFFFFF" w:themeColor="background1"/>
+        <w:color w:val="000000"/>
       </w:rPr>
       <w:tblPr/>
       <w:tcPr>
@@ -11491,7 +11492,7 @@
       <w:spacing w:after="0" w:line="240" w:lineRule="auto"/>
     </w:pPr>
     <w:rPr>
-      <w:color w:val="FFFFFF" w:themeColor="background1"/>
+      <w:color w:val="000000"/>
     </w:rPr>
     <w:tblPr>
       <w:tblStyleRowBandSize w:val="1"/>
@@ -11605,7 +11606,7 @@
       <w:spacing w:after="0" w:line="240" w:lineRule="auto"/>
     </w:pPr>
     <w:rPr>
-      <w:color w:val="FFFFFF" w:themeColor="background1"/>
+      <w:color w:val="000000"/>
     </w:rPr>
     <w:tblPr>
       <w:tblStyleRowBandSize w:val="1"/>
@@ -11719,7 +11720,7 @@
       <w:spacing w:after="0" w:line="240" w:lineRule="auto"/>
     </w:pPr>
     <w:rPr>
-      <w:color w:val="FFFFFF" w:themeColor="background1"/>
+      <w:color w:val="000000"/>
     </w:rPr>
     <w:tblPr>
       <w:tblStyleRowBandSize w:val="1"/>
@@ -11833,7 +11834,7 @@
       <w:spacing w:after="0" w:line="240" w:lineRule="auto"/>
     </w:pPr>
     <w:rPr>
-      <w:color w:val="FFFFFF" w:themeColor="background1"/>
+      <w:color w:val="000000"/>
     </w:rPr>
     <w:tblPr>
       <w:tblStyleRowBandSize w:val="1"/>
@@ -11947,7 +11948,7 @@
       <w:spacing w:after="0" w:line="240" w:lineRule="auto"/>
     </w:pPr>
     <w:rPr>
-      <w:color w:val="FFFFFF" w:themeColor="background1"/>
+      <w:color w:val="000000"/>
     </w:rPr>
     <w:tblPr>
       <w:tblStyleRowBandSize w:val="1"/>
@@ -12061,7 +12062,7 @@
       <w:spacing w:after="0" w:line="240" w:lineRule="auto"/>
     </w:pPr>
     <w:rPr>
-      <w:color w:val="FFFFFF" w:themeColor="background1"/>
+      <w:color w:val="000000"/>
     </w:rPr>
     <w:tblPr>
       <w:tblStyleRowBandSize w:val="1"/>
@@ -12175,7 +12176,7 @@
       <w:spacing w:after="0" w:line="240" w:lineRule="auto"/>
     </w:pPr>
     <w:rPr>
-      <w:color w:val="FFFFFF" w:themeColor="background1"/>
+      <w:color w:val="000000"/>
     </w:rPr>
     <w:tblPr>
       <w:tblStyleRowBandSize w:val="1"/>
@@ -12289,7 +12290,7 @@
       <w:spacing w:after="0" w:line="240" w:lineRule="auto"/>
     </w:pPr>
     <w:rPr>
-      <w:color w:val="000000" w:themeColor="text1"/>
+      <w:color w:val="000000"/>
     </w:rPr>
     <w:tblPr>
       <w:tblStyleRowBandSize w:val="1"/>
@@ -12335,7 +12336,7 @@
       <w:rPr>
         <w:b/>
         <w:bCs/>
-        <w:color w:val="FFFFFF" w:themeColor="background1"/>
+        <w:color w:val="000000"/>
       </w:rPr>
       <w:tblPr/>
       <w:tcPr>
@@ -12347,7 +12348,7 @@
     </w:tblStylePr>
     <w:tblStylePr w:type="firstCol">
       <w:rPr>
-        <w:color w:val="FFFFFF" w:themeColor="background1"/>
+        <w:color w:val="000000"/>
       </w:rPr>
       <w:tblPr/>
       <w:tcPr>
@@ -12364,7 +12365,7 @@
     </w:tblStylePr>
     <w:tblStylePr w:type="lastCol">
       <w:rPr>
-        <w:color w:val="FFFFFF" w:themeColor="background1"/>
+        <w:color w:val="000000"/>
       </w:rPr>
       <w:tblPr/>
       <w:tcPr>
@@ -12393,12 +12394,12 @@
     </w:tblStylePr>
     <w:tblStylePr w:type="neCell">
       <w:rPr>
-        <w:color w:val="000000" w:themeColor="text1"/>
+        <w:color w:val="000000"/>
       </w:rPr>
     </w:tblStylePr>
     <w:tblStylePr w:type="nwCell">
       <w:rPr>
-        <w:color w:val="000000" w:themeColor="text1"/>
+        <w:color w:val="000000"/>
       </w:rPr>
     </w:tblStylePr>
   </w:style>
@@ -12411,7 +12412,7 @@
       <w:spacing w:after="0" w:line="240" w:lineRule="auto"/>
     </w:pPr>
     <w:rPr>
-      <w:color w:val="000000" w:themeColor="text1"/>
+      <w:color w:val="000000"/>
     </w:rPr>
     <w:tblPr>
       <w:tblStyleRowBandSize w:val="1"/>
@@ -12457,7 +12458,7 @@
       <w:rPr>
         <w:b/>
         <w:bCs/>
-        <w:color w:val="FFFFFF" w:themeColor="background1"/>
+        <w:color w:val="000000"/>
       </w:rPr>
       <w:tblPr/>
       <w:tcPr>
@@ -12469,7 +12470,7 @@
     </w:tblStylePr>
     <w:tblStylePr w:type="firstCol">
       <w:rPr>
-        <w:color w:val="FFFFFF" w:themeColor="background1"/>
+        <w:color w:val="000000"/>
       </w:rPr>
       <w:tblPr/>
       <w:tcPr>
@@ -12486,7 +12487,7 @@
     </w:tblStylePr>
     <w:tblStylePr w:type="lastCol">
       <w:rPr>
-        <w:color w:val="FFFFFF" w:themeColor="background1"/>
+        <w:color w:val="000000"/>
       </w:rPr>
       <w:tblPr/>
       <w:tcPr>
@@ -12515,12 +12516,12 @@
     </w:tblStylePr>
     <w:tblStylePr w:type="neCell">
       <w:rPr>
-        <w:color w:val="000000" w:themeColor="text1"/>
+        <w:color w:val="000000"/>
       </w:rPr>
     </w:tblStylePr>
     <w:tblStylePr w:type="nwCell">
       <w:rPr>
-        <w:color w:val="000000" w:themeColor="text1"/>
+        <w:color w:val="000000"/>
       </w:rPr>
     </w:tblStylePr>
   </w:style>
@@ -12533,7 +12534,7 @@
       <w:spacing w:after="0" w:line="240" w:lineRule="auto"/>
     </w:pPr>
     <w:rPr>
-      <w:color w:val="000000" w:themeColor="text1"/>
+      <w:color w:val="000000"/>
     </w:rPr>
     <w:tblPr>
       <w:tblStyleRowBandSize w:val="1"/>
@@ -12579,7 +12580,7 @@
       <w:rPr>
         <w:b/>
         <w:bCs/>
-        <w:color w:val="FFFFFF" w:themeColor="background1"/>
+        <w:color w:val="000000"/>
       </w:rPr>
       <w:tblPr/>
       <w:tcPr>
@@ -12591,7 +12592,7 @@
     </w:tblStylePr>
     <w:tblStylePr w:type="firstCol">
       <w:rPr>
-        <w:color w:val="FFFFFF" w:themeColor="background1"/>
+        <w:color w:val="000000"/>
       </w:rPr>
       <w:tblPr/>
       <w:tcPr>
@@ -12608,7 +12609,7 @@
     </w:tblStylePr>
     <w:tblStylePr w:type="lastCol">
       <w:rPr>
-        <w:color w:val="FFFFFF" w:themeColor="background1"/>
+        <w:color w:val="000000"/>
       </w:rPr>
       <w:tblPr/>
       <w:tcPr>
@@ -12637,12 +12638,12 @@
     </w:tblStylePr>
     <w:tblStylePr w:type="neCell">
       <w:rPr>
-        <w:color w:val="000000" w:themeColor="text1"/>
+        <w:color w:val="000000"/>
       </w:rPr>
     </w:tblStylePr>
     <w:tblStylePr w:type="nwCell">
       <w:rPr>
-        <w:color w:val="000000" w:themeColor="text1"/>
+        <w:color w:val="000000"/>
       </w:rPr>
     </w:tblStylePr>
   </w:style>
@@ -12655,7 +12656,7 @@
       <w:spacing w:after="0" w:line="240" w:lineRule="auto"/>
     </w:pPr>
     <w:rPr>
-      <w:color w:val="000000" w:themeColor="text1"/>
+      <w:color w:val="000000"/>
     </w:rPr>
     <w:tblPr>
       <w:tblStyleRowBandSize w:val="1"/>
@@ -12701,7 +12702,7 @@
       <w:rPr>
         <w:b/>
         <w:bCs/>
-        <w:color w:val="FFFFFF" w:themeColor="background1"/>
+        <w:color w:val="000000"/>
       </w:rPr>
       <w:tblPr/>
       <w:tcPr>
@@ -12713,7 +12714,7 @@
     </w:tblStylePr>
     <w:tblStylePr w:type="firstCol">
       <w:rPr>
-        <w:color w:val="FFFFFF" w:themeColor="background1"/>
+        <w:color w:val="000000"/>
       </w:rPr>
       <w:tblPr/>
       <w:tcPr>
@@ -12730,7 +12731,7 @@
     </w:tblStylePr>
     <w:tblStylePr w:type="lastCol">
       <w:rPr>
-        <w:color w:val="FFFFFF" w:themeColor="background1"/>
+        <w:color w:val="000000"/>
       </w:rPr>
       <w:tblPr/>
       <w:tcPr>
@@ -12767,7 +12768,7 @@
       <w:spacing w:after="0" w:line="240" w:lineRule="auto"/>
     </w:pPr>
     <w:rPr>
-      <w:color w:val="000000" w:themeColor="text1"/>
+      <w:color w:val="000000"/>
     </w:rPr>
     <w:tblPr>
       <w:tblStyleRowBandSize w:val="1"/>
@@ -12813,7 +12814,7 @@
       <w:rPr>
         <w:b/>
         <w:bCs/>
-        <w:color w:val="FFFFFF" w:themeColor="background1"/>
+        <w:color w:val="000000"/>
       </w:rPr>
       <w:tblPr/>
       <w:tcPr>
@@ -12825,7 +12826,7 @@
     </w:tblStylePr>
     <w:tblStylePr w:type="firstCol">
       <w:rPr>
-        <w:color w:val="FFFFFF" w:themeColor="background1"/>
+        <w:color w:val="000000"/>
       </w:rPr>
       <w:tblPr/>
       <w:tcPr>
@@ -12842,7 +12843,7 @@
     </w:tblStylePr>
     <w:tblStylePr w:type="lastCol">
       <w:rPr>
-        <w:color w:val="FFFFFF" w:themeColor="background1"/>
+        <w:color w:val="000000"/>
       </w:rPr>
       <w:tblPr/>
       <w:tcPr>
@@ -12871,12 +12872,12 @@
     </w:tblStylePr>
     <w:tblStylePr w:type="neCell">
       <w:rPr>
-        <w:color w:val="000000" w:themeColor="text1"/>
+        <w:color w:val="000000"/>
       </w:rPr>
     </w:tblStylePr>
     <w:tblStylePr w:type="nwCell">
       <w:rPr>
-        <w:color w:val="000000" w:themeColor="text1"/>
+        <w:color w:val="000000"/>
       </w:rPr>
     </w:tblStylePr>
   </w:style>
@@ -12889,7 +12890,7 @@
       <w:spacing w:after="0" w:line="240" w:lineRule="auto"/>
     </w:pPr>
     <w:rPr>
-      <w:color w:val="000000" w:themeColor="text1"/>
+      <w:color w:val="000000"/>
     </w:rPr>
     <w:tblPr>
       <w:tblStyleRowBandSize w:val="1"/>
@@ -12935,7 +12936,7 @@
       <w:rPr>
         <w:b/>
         <w:bCs/>
-        <w:color w:val="FFFFFF" w:themeColor="background1"/>
+        <w:color w:val="000000"/>
       </w:rPr>
       <w:tblPr/>
       <w:tcPr>
@@ -12947,7 +12948,7 @@
     </w:tblStylePr>
     <w:tblStylePr w:type="firstCol">
       <w:rPr>
-        <w:color w:val="FFFFFF" w:themeColor="background1"/>
+        <w:color w:val="000000"/>
       </w:rPr>
       <w:tblPr/>
       <w:tcPr>
@@ -12964,7 +12965,7 @@
     </w:tblStylePr>
     <w:tblStylePr w:type="lastCol">
       <w:rPr>
-        <w:color w:val="FFFFFF" w:themeColor="background1"/>
+        <w:color w:val="000000"/>
       </w:rPr>
       <w:tblPr/>
       <w:tcPr>
@@ -12993,12 +12994,12 @@
     </w:tblStylePr>
     <w:tblStylePr w:type="neCell">
       <w:rPr>
-        <w:color w:val="000000" w:themeColor="text1"/>
+        <w:color w:val="000000"/>
       </w:rPr>
     </w:tblStylePr>
     <w:tblStylePr w:type="nwCell">
       <w:rPr>
-        <w:color w:val="000000" w:themeColor="text1"/>
+        <w:color w:val="000000"/>
       </w:rPr>
     </w:tblStylePr>
   </w:style>
@@ -13011,7 +13012,7 @@
       <w:spacing w:after="0" w:line="240" w:lineRule="auto"/>
     </w:pPr>
     <w:rPr>
-      <w:color w:val="000000" w:themeColor="text1"/>
+      <w:color w:val="000000"/>
     </w:rPr>
     <w:tblPr>
       <w:tblStyleRowBandSize w:val="1"/>
@@ -13057,7 +13058,7 @@
       <w:rPr>
         <w:b/>
         <w:bCs/>
-        <w:color w:val="FFFFFF" w:themeColor="background1"/>
+        <w:color w:val="000000"/>
       </w:rPr>
       <w:tblPr/>
       <w:tcPr>
@@ -13069,7 +13070,7 @@
     </w:tblStylePr>
     <w:tblStylePr w:type="firstCol">
       <w:rPr>
-        <w:color w:val="FFFFFF" w:themeColor="background1"/>
+        <w:color w:val="000000"/>
       </w:rPr>
       <w:tblPr/>
       <w:tcPr>
@@ -13086,7 +13087,7 @@
     </w:tblStylePr>
     <w:tblStylePr w:type="lastCol">
       <w:rPr>
-        <w:color w:val="FFFFFF" w:themeColor="background1"/>
+        <w:color w:val="000000"/>
       </w:rPr>
       <w:tblPr/>
       <w:tcPr>
@@ -13115,12 +13116,12 @@
     </w:tblStylePr>
     <w:tblStylePr w:type="neCell">
       <w:rPr>
-        <w:color w:val="000000" w:themeColor="text1"/>
+        <w:color w:val="000000"/>
       </w:rPr>
     </w:tblStylePr>
     <w:tblStylePr w:type="nwCell">
       <w:rPr>
-        <w:color w:val="000000" w:themeColor="text1"/>
+        <w:color w:val="000000"/>
       </w:rPr>
     </w:tblStylePr>
   </w:style>
@@ -13133,7 +13134,7 @@
       <w:spacing w:after="0" w:line="240" w:lineRule="auto"/>
     </w:pPr>
     <w:rPr>
-      <w:color w:val="000000" w:themeColor="text1"/>
+      <w:color w:val="000000"/>
     </w:rPr>
     <w:tblPr>
       <w:tblStyleRowBandSize w:val="1"/>
@@ -13153,7 +13154,7 @@
       <w:rPr>
         <w:b/>
         <w:bCs/>
-        <w:color w:val="FFFFFF" w:themeColor="background1"/>
+        <w:color w:val="000000"/>
       </w:rPr>
       <w:tblPr/>
       <w:tcPr>
@@ -13167,7 +13168,7 @@
       <w:rPr>
         <w:b/>
         <w:bCs/>
-        <w:color w:val="9E3A38" w:themeColor="accent2" w:themeShade="CC"/>
+        <w:color w:val="000000"/>
       </w:rPr>
       <w:tblPr/>
       <w:tcPr>
@@ -13219,7 +13220,7 @@
       <w:spacing w:after="0" w:line="240" w:lineRule="auto"/>
     </w:pPr>
     <w:rPr>
-      <w:color w:val="000000" w:themeColor="text1"/>
+      <w:color w:val="000000"/>
     </w:rPr>
     <w:tblPr>
       <w:tblStyleRowBandSize w:val="1"/>
@@ -13239,7 +13240,7 @@
       <w:rPr>
         <w:b/>
         <w:bCs/>
-        <w:color w:val="FFFFFF" w:themeColor="background1"/>
+        <w:color w:val="000000"/>
       </w:rPr>
       <w:tblPr/>
       <w:tcPr>
@@ -13253,7 +13254,7 @@
       <w:rPr>
         <w:b/>
         <w:bCs/>
-        <w:color w:val="9E3A38" w:themeColor="accent2" w:themeShade="CC"/>
+        <w:color w:val="000000"/>
       </w:rPr>
       <w:tblPr/>
       <w:tcPr>
@@ -13305,7 +13306,7 @@
       <w:spacing w:after="0" w:line="240" w:lineRule="auto"/>
     </w:pPr>
     <w:rPr>
-      <w:color w:val="000000" w:themeColor="text1"/>
+      <w:color w:val="000000"/>
     </w:rPr>
     <w:tblPr>
       <w:tblStyleRowBandSize w:val="1"/>
@@ -13325,7 +13326,7 @@
       <w:rPr>
         <w:b/>
         <w:bCs/>
-        <w:color w:val="FFFFFF" w:themeColor="background1"/>
+        <w:color w:val="000000"/>
       </w:rPr>
       <w:tblPr/>
       <w:tcPr>
@@ -13339,7 +13340,7 @@
       <w:rPr>
         <w:b/>
         <w:bCs/>
-        <w:color w:val="9E3A38" w:themeColor="accent2" w:themeShade="CC"/>
+        <w:color w:val="000000"/>
       </w:rPr>
       <w:tblPr/>
       <w:tcPr>
@@ -13391,7 +13392,7 @@
       <w:spacing w:after="0" w:line="240" w:lineRule="auto"/>
     </w:pPr>
     <w:rPr>
-      <w:color w:val="000000" w:themeColor="text1"/>
+      <w:color w:val="000000"/>
     </w:rPr>
     <w:tblPr>
       <w:tblStyleRowBandSize w:val="1"/>
@@ -13411,7 +13412,7 @@
       <w:rPr>
         <w:b/>
         <w:bCs/>
-        <w:color w:val="FFFFFF" w:themeColor="background1"/>
+        <w:color w:val="000000"/>
       </w:rPr>
       <w:tblPr/>
       <w:tcPr>
@@ -13425,7 +13426,7 @@
       <w:rPr>
         <w:b/>
         <w:bCs/>
-        <w:color w:val="664E82" w:themeColor="accent4" w:themeShade="CC"/>
+        <w:color w:val="000000"/>
       </w:rPr>
       <w:tblPr/>
       <w:tcPr>
@@ -13477,7 +13478,7 @@
       <w:spacing w:after="0" w:line="240" w:lineRule="auto"/>
     </w:pPr>
     <w:rPr>
-      <w:color w:val="000000" w:themeColor="text1"/>
+      <w:color w:val="000000"/>
     </w:rPr>
     <w:tblPr>
       <w:tblStyleRowBandSize w:val="1"/>
@@ -13497,7 +13498,7 @@
       <w:rPr>
         <w:b/>
         <w:bCs/>
-        <w:color w:val="FFFFFF" w:themeColor="background1"/>
+        <w:color w:val="000000"/>
       </w:rPr>
       <w:tblPr/>
       <w:tcPr>
@@ -13511,7 +13512,7 @@
       <w:rPr>
         <w:b/>
         <w:bCs/>
-        <w:color w:val="7E9C40" w:themeColor="accent3" w:themeShade="CC"/>
+        <w:color w:val="000000"/>
       </w:rPr>
       <w:tblPr/>
       <w:tcPr>
@@ -13563,7 +13564,7 @@
       <w:spacing w:after="0" w:line="240" w:lineRule="auto"/>
     </w:pPr>
     <w:rPr>
-      <w:color w:val="000000" w:themeColor="text1"/>
+      <w:color w:val="000000"/>
     </w:rPr>
     <w:tblPr>
       <w:tblStyleRowBandSize w:val="1"/>
@@ -13583,7 +13584,7 @@
       <w:rPr>
         <w:b/>
         <w:bCs/>
-        <w:color w:val="FFFFFF" w:themeColor="background1"/>
+        <w:color w:val="000000"/>
       </w:rPr>
       <w:tblPr/>
       <w:tcPr>
@@ -13597,7 +13598,7 @@
       <w:rPr>
         <w:b/>
         <w:bCs/>
-        <w:color w:val="F2730A" w:themeColor="accent6" w:themeShade="CC"/>
+        <w:color w:val="000000"/>
       </w:rPr>
       <w:tblPr/>
       <w:tcPr>
@@ -13649,7 +13650,7 @@
       <w:spacing w:after="0" w:line="240" w:lineRule="auto"/>
     </w:pPr>
     <w:rPr>
-      <w:color w:val="000000" w:themeColor="text1"/>
+      <w:color w:val="000000"/>
     </w:rPr>
     <w:tblPr>
       <w:tblStyleRowBandSize w:val="1"/>
@@ -13669,7 +13670,7 @@
       <w:rPr>
         <w:b/>
         <w:bCs/>
-        <w:color w:val="FFFFFF" w:themeColor="background1"/>
+        <w:color w:val="000000"/>
       </w:rPr>
       <w:tblPr/>
       <w:tcPr>
@@ -13683,7 +13684,7 @@
       <w:rPr>
         <w:b/>
         <w:bCs/>
-        <w:color w:val="348DA5" w:themeColor="accent5" w:themeShade="CC"/>
+        <w:color w:val="000000"/>
       </w:rPr>
       <w:tblPr/>
       <w:tcPr>
@@ -13735,7 +13736,7 @@
       <w:spacing w:after="0" w:line="240" w:lineRule="auto"/>
     </w:pPr>
     <w:rPr>
-      <w:color w:val="000000" w:themeColor="text1"/>
+      <w:color w:val="000000"/>
     </w:rPr>
     <w:tblPr>
       <w:tblStyleRowBandSize w:val="1"/>
@@ -13768,7 +13769,7 @@
       <w:rPr>
         <w:b/>
         <w:bCs/>
-        <w:color w:val="000000" w:themeColor="text1"/>
+        <w:color w:val="000000"/>
       </w:rPr>
       <w:tblPr/>
       <w:tcPr>
@@ -13777,7 +13778,7 @@
     </w:tblStylePr>
     <w:tblStylePr w:type="firstCol">
       <w:rPr>
-        <w:color w:val="FFFFFF" w:themeColor="background1"/>
+        <w:color w:val="000000"/>
       </w:rPr>
       <w:tblPr/>
       <w:tcPr>
@@ -13786,7 +13787,7 @@
     </w:tblStylePr>
     <w:tblStylePr w:type="lastCol">
       <w:rPr>
-        <w:color w:val="FFFFFF" w:themeColor="background1"/>
+        <w:color w:val="000000"/>
       </w:rPr>
       <w:tblPr/>
       <w:tcPr>
@@ -13815,7 +13816,7 @@
       <w:spacing w:after="0" w:line="240" w:lineRule="auto"/>
     </w:pPr>
     <w:rPr>
-      <w:color w:val="000000" w:themeColor="text1"/>
+      <w:color w:val="000000"/>
     </w:rPr>
     <w:tblPr>
       <w:tblStyleRowBandSize w:val="1"/>
@@ -13848,7 +13849,7 @@
       <w:rPr>
         <w:b/>
         <w:bCs/>
-        <w:color w:val="000000" w:themeColor="text1"/>
+        <w:color w:val="000000"/>
       </w:rPr>
       <w:tblPr/>
       <w:tcPr>
@@ -13857,7 +13858,7 @@
     </w:tblStylePr>
     <w:tblStylePr w:type="firstCol">
       <w:rPr>
-        <w:color w:val="FFFFFF" w:themeColor="background1"/>
+        <w:color w:val="000000"/>
       </w:rPr>
       <w:tblPr/>
       <w:tcPr>
@@ -13866,7 +13867,7 @@
     </w:tblStylePr>
     <w:tblStylePr w:type="lastCol">
       <w:rPr>
-        <w:color w:val="FFFFFF" w:themeColor="background1"/>
+        <w:color w:val="000000"/>
       </w:rPr>
       <w:tblPr/>
       <w:tcPr>
@@ -13895,7 +13896,7 @@
       <w:spacing w:after="0" w:line="240" w:lineRule="auto"/>
     </w:pPr>
     <w:rPr>
-      <w:color w:val="000000" w:themeColor="text1"/>
+      <w:color w:val="000000"/>
     </w:rPr>
     <w:tblPr>
       <w:tblStyleRowBandSize w:val="1"/>
@@ -13928,7 +13929,7 @@
       <w:rPr>
         <w:b/>
         <w:bCs/>
-        <w:color w:val="000000" w:themeColor="text1"/>
+        <w:color w:val="000000"/>
       </w:rPr>
       <w:tblPr/>
       <w:tcPr>
@@ -13937,7 +13938,7 @@
     </w:tblStylePr>
     <w:tblStylePr w:type="firstCol">
       <w:rPr>
-        <w:color w:val="FFFFFF" w:themeColor="background1"/>
+        <w:color w:val="000000"/>
       </w:rPr>
       <w:tblPr/>
       <w:tcPr>
@@ -13946,7 +13947,7 @@
     </w:tblStylePr>
     <w:tblStylePr w:type="lastCol">
       <w:rPr>
-        <w:color w:val="FFFFFF" w:themeColor="background1"/>
+        <w:color w:val="000000"/>
       </w:rPr>
       <w:tblPr/>
       <w:tcPr>
@@ -13975,7 +13976,7 @@
       <w:spacing w:after="0" w:line="240" w:lineRule="auto"/>
     </w:pPr>
     <w:rPr>
-      <w:color w:val="000000" w:themeColor="text1"/>
+      <w:color w:val="000000"/>
     </w:rPr>
     <w:tblPr>
       <w:tblStyleRowBandSize w:val="1"/>
@@ -14008,7 +14009,7 @@
       <w:rPr>
         <w:b/>
         <w:bCs/>
-        <w:color w:val="000000" w:themeColor="text1"/>
+        <w:color w:val="000000"/>
       </w:rPr>
       <w:tblPr/>
       <w:tcPr>
@@ -14017,7 +14018,7 @@
     </w:tblStylePr>
     <w:tblStylePr w:type="firstCol">
       <w:rPr>
-        <w:color w:val="FFFFFF" w:themeColor="background1"/>
+        <w:color w:val="000000"/>
       </w:rPr>
       <w:tblPr/>
       <w:tcPr>
@@ -14026,7 +14027,7 @@
     </w:tblStylePr>
     <w:tblStylePr w:type="lastCol">
       <w:rPr>
-        <w:color w:val="FFFFFF" w:themeColor="background1"/>
+        <w:color w:val="000000"/>
       </w:rPr>
       <w:tblPr/>
       <w:tcPr>
@@ -14055,7 +14056,7 @@
       <w:spacing w:after="0" w:line="240" w:lineRule="auto"/>
     </w:pPr>
     <w:rPr>
-      <w:color w:val="000000" w:themeColor="text1"/>
+      <w:color w:val="000000"/>
     </w:rPr>
     <w:tblPr>
       <w:tblStyleRowBandSize w:val="1"/>
@@ -14088,7 +14089,7 @@
       <w:rPr>
         <w:b/>
         <w:bCs/>
-        <w:color w:val="000000" w:themeColor="text1"/>
+        <w:color w:val="000000"/>
       </w:rPr>
       <w:tblPr/>
       <w:tcPr>
@@ -14097,7 +14098,7 @@
     </w:tblStylePr>
     <w:tblStylePr w:type="firstCol">
       <w:rPr>
-        <w:color w:val="FFFFFF" w:themeColor="background1"/>
+        <w:color w:val="000000"/>
       </w:rPr>
       <w:tblPr/>
       <w:tcPr>
@@ -14106,7 +14107,7 @@
     </w:tblStylePr>
     <w:tblStylePr w:type="lastCol">
       <w:rPr>
-        <w:color w:val="FFFFFF" w:themeColor="background1"/>
+        <w:color w:val="000000"/>
       </w:rPr>
       <w:tblPr/>
       <w:tcPr>
@@ -14135,7 +14136,7 @@
       <w:spacing w:after="0" w:line="240" w:lineRule="auto"/>
     </w:pPr>
     <w:rPr>
-      <w:color w:val="000000" w:themeColor="text1"/>
+      <w:color w:val="000000"/>
     </w:rPr>
     <w:tblPr>
       <w:tblStyleRowBandSize w:val="1"/>
@@ -14168,7 +14169,7 @@
       <w:rPr>
         <w:b/>
         <w:bCs/>
-        <w:color w:val="000000" w:themeColor="text1"/>
+        <w:color w:val="000000"/>
       </w:rPr>
       <w:tblPr/>
       <w:tcPr>
@@ -14177,7 +14178,7 @@
     </w:tblStylePr>
     <w:tblStylePr w:type="firstCol">
       <w:rPr>
-        <w:color w:val="FFFFFF" w:themeColor="background1"/>
+        <w:color w:val="000000"/>
       </w:rPr>
       <w:tblPr/>
       <w:tcPr>
@@ -14186,7 +14187,7 @@
     </w:tblStylePr>
     <w:tblStylePr w:type="lastCol">
       <w:rPr>
-        <w:color w:val="FFFFFF" w:themeColor="background1"/>
+        <w:color w:val="000000"/>
       </w:rPr>
       <w:tblPr/>
       <w:tcPr>
@@ -14215,7 +14216,7 @@
       <w:spacing w:after="0" w:line="240" w:lineRule="auto"/>
     </w:pPr>
     <w:rPr>
-      <w:color w:val="000000" w:themeColor="text1"/>
+      <w:color w:val="000000"/>
     </w:rPr>
     <w:tblPr>
       <w:tblStyleRowBandSize w:val="1"/>
@@ -14248,7 +14249,7 @@
       <w:rPr>
         <w:b/>
         <w:bCs/>
-        <w:color w:val="000000" w:themeColor="text1"/>
+        <w:color w:val="000000"/>
       </w:rPr>
       <w:tblPr/>
       <w:tcPr>
@@ -14257,7 +14258,7 @@
     </w:tblStylePr>
     <w:tblStylePr w:type="firstCol">
       <w:rPr>
-        <w:color w:val="FFFFFF" w:themeColor="background1"/>
+        <w:color w:val="000000"/>
       </w:rPr>
       <w:tblPr/>
       <w:tcPr>
@@ -14266,7 +14267,7 @@
     </w:tblStylePr>
     <w:tblStylePr w:type="lastCol">
       <w:rPr>
-        <w:color w:val="FFFFFF" w:themeColor="background1"/>
+        <w:color w:val="000000"/>
       </w:rPr>
       <w:tblPr/>
       <w:tcPr>
